--- a/tests/fixtures/correct/correct_document.docx
+++ b/tests/fixtures/correct/correct_document.docx
@@ -3,12 +3,26 @@
 <w:document xmlns:wpc="http://schemas.microsoft.com/office/word/2010/wordprocessingCanvas" xmlns:cx="http://schemas.microsoft.com/office/drawing/2014/chartex" xmlns:cx1="http://schemas.microsoft.com/office/drawing/2015/9/8/chartex" xmlns:cx2="http://schemas.microsoft.com/office/drawing/2015/10/21/chartex" xmlns:cx3="http://schemas.microsoft.com/office/drawing/2016/5/9/chartex" xmlns:cx4="http://schemas.microsoft.com/office/drawing/2016/5/10/chartex" xmlns:cx5="http://schemas.microsoft.com/office/drawing/2016/5/11/chartex" xmlns:cx6="http://schemas.microsoft.com/office/drawing/2016/5/12/chartex" xmlns:cx7="http://schemas.microsoft.com/office/drawing/2016/5/13/chartex" xmlns:cx8="http://schemas.microsoft.com/office/drawing/2016/5/14/chartex" xmlns:mc="http://schemas.openxmlformats.org/markup-compatibility/2006" xmlns:aink="http://schemas.microsoft.com/office/drawing/2016/ink" xmlns:am3d="http://schemas.microsoft.com/office/drawing/2017/model3d" xmlns:o="urn:schemas-microsoft-com:office:office" xmlns:oel="http://schemas.microsoft.com/office/2019/extlst" xmlns:r="http://schemas.openxmlformats.org/officeDocument/2006/relationships" xmlns:m="http://schemas.openxmlformats.org/officeDocument/2006/math" xmlns:v="urn:schemas-microsoft-com:vml" xmlns:wp14="http://schemas.microsoft.com/office/word/2010/wordprocessingDrawing" xmlns:wp="http://schemas.openxmlformats.org/drawingml/2006/wordprocessingDrawing" xmlns:w10="urn:schemas-microsoft-com:office:word" xmlns:w="http://schemas.openxmlformats.org/wordprocessingml/2006/main" xmlns:w14="http://schemas.microsoft.com/office/word/2010/wordml" xmlns:w15="http://schemas.microsoft.com/office/word/2012/wordml" xmlns:w16cex="http://schemas.microsoft.com/office/word/2018/wordml/cex" xmlns:w16cid="http://schemas.microsoft.com/office/word/2016/wordml/cid" xmlns:w16="http://schemas.microsoft.com/office/word/2018/wordml" xmlns:w16sdtdh="http://schemas.microsoft.com/office/word/2020/wordml/sdtdatahash" xmlns:w16se="http://schemas.microsoft.com/office/word/2015/wordml/symex" xmlns:wpg="http://schemas.microsoft.com/office/word/2010/wordprocessingGroup" xmlns:wpi="http://schemas.microsoft.com/office/word/2010/wordprocessingInk" xmlns:wne="http://schemas.microsoft.com/office/word/2006/wordml" xmlns:wps="http://schemas.microsoft.com/office/word/2010/wordprocessingShape" mc:Ignorable="w14 w15 w16se w16cid w16 w16cex w16sdtdh wp14">
   <w:body>
     <w:p>
-      <w:r>
+      <w:pPr>
+        <w:rPr>
+          <w:rFonts w:cs="Times New Roman"/>
+          <w:szCs w:val="28"/>
+        </w:rPr>
+      </w:pPr>
+      <w:r>
+        <w:rPr>
+          <w:rFonts w:cs="Times New Roman"/>
+          <w:szCs w:val="28"/>
+        </w:rPr>
         <w:br w:type="page"/>
       </w:r>
     </w:p>
     <w:sdt>
       <w:sdtPr>
+        <w:rPr>
+          <w:rFonts w:cs="Times New Roman"/>
+          <w:szCs w:val="28"/>
+        </w:rPr>
         <w:id w:val="346452799"/>
         <w:docPartObj>
           <w:docPartGallery w:val="Table of Contents"/>
@@ -17,7 +31,17 @@
       </w:sdtPr>
       <w:sdtContent>
         <w:p>
+          <w:pPr>
+            <w:rPr>
+              <w:rFonts w:cs="Times New Roman"/>
+              <w:szCs w:val="28"/>
+            </w:rPr>
+          </w:pPr>
           <w:r>
+            <w:rPr>
+              <w:rFonts w:cs="Times New Roman"/>
+              <w:szCs w:val="28"/>
+            </w:rPr>
             <w:t>Оглавление</w:t>
           </w:r>
         </w:p>
@@ -29,20 +53,31 @@
             </w:tabs>
             <w:spacing w:after="0"/>
             <w:rPr>
-              <w:rFonts w:asciiTheme="minorHAnsi" w:eastAsiaTheme="minorEastAsia" w:hAnsiTheme="minorHAnsi"/>
+              <w:rFonts w:eastAsiaTheme="minorEastAsia" w:cs="Times New Roman"/>
               <w:noProof/>
-              <w:color w:val="auto"/>
-              <w:sz w:val="24"/>
+              <w:szCs w:val="28"/>
               <w:lang w:eastAsia="ru-RU"/>
             </w:rPr>
           </w:pPr>
           <w:r>
+            <w:rPr>
+              <w:rFonts w:cs="Times New Roman"/>
+              <w:szCs w:val="28"/>
+            </w:rPr>
             <w:fldChar w:fldCharType="begin"/>
           </w:r>
           <w:r>
+            <w:rPr>
+              <w:rFonts w:cs="Times New Roman"/>
+              <w:szCs w:val="28"/>
+            </w:rPr>
             <w:instrText xml:space="preserve"> TOC \o "1-3" \h \z \u </w:instrText>
           </w:r>
           <w:r>
+            <w:rPr>
+              <w:rFonts w:cs="Times New Roman"/>
+              <w:szCs w:val="28"/>
+            </w:rPr>
             <w:fldChar w:fldCharType="separate"/>
           </w:r>
           <w:hyperlink w:anchor="_Toc226640907" w:history="1">
@@ -51,54 +86,70 @@
                 <w:rStyle w:val="af3"/>
                 <w:rFonts w:cs="Times New Roman"/>
                 <w:noProof/>
+                <w:color w:val="000000" w:themeColor="text1"/>
+                <w:szCs w:val="28"/>
               </w:rPr>
               <w:t>Введение</w:t>
             </w:r>
             <w:r>
               <w:rPr>
-                <w:noProof/>
-                <w:webHidden/>
+                <w:rFonts w:cs="Times New Roman"/>
+                <w:noProof/>
+                <w:webHidden/>
+                <w:szCs w:val="28"/>
               </w:rPr>
               <w:tab/>
             </w:r>
             <w:r>
               <w:rPr>
-                <w:noProof/>
-                <w:webHidden/>
+                <w:rFonts w:cs="Times New Roman"/>
+                <w:noProof/>
+                <w:webHidden/>
+                <w:szCs w:val="28"/>
               </w:rPr>
               <w:fldChar w:fldCharType="begin"/>
             </w:r>
             <w:r>
               <w:rPr>
-                <w:noProof/>
-                <w:webHidden/>
+                <w:rFonts w:cs="Times New Roman"/>
+                <w:noProof/>
+                <w:webHidden/>
+                <w:szCs w:val="28"/>
               </w:rPr>
               <w:instrText xml:space="preserve"> PAGEREF _Toc226640907 \h </w:instrText>
             </w:r>
             <w:r>
               <w:rPr>
-                <w:noProof/>
-                <w:webHidden/>
-              </w:rPr>
-            </w:r>
-            <w:r>
-              <w:rPr>
-                <w:noProof/>
-                <w:webHidden/>
+                <w:rFonts w:cs="Times New Roman"/>
+                <w:noProof/>
+                <w:webHidden/>
+                <w:szCs w:val="28"/>
+              </w:rPr>
+            </w:r>
+            <w:r>
+              <w:rPr>
+                <w:rFonts w:cs="Times New Roman"/>
+                <w:noProof/>
+                <w:webHidden/>
+                <w:szCs w:val="28"/>
               </w:rPr>
               <w:fldChar w:fldCharType="separate"/>
             </w:r>
             <w:r>
               <w:rPr>
-                <w:noProof/>
-                <w:webHidden/>
+                <w:rFonts w:cs="Times New Roman"/>
+                <w:noProof/>
+                <w:webHidden/>
+                <w:szCs w:val="28"/>
               </w:rPr>
               <w:t>3</w:t>
             </w:r>
             <w:r>
               <w:rPr>
-                <w:noProof/>
-                <w:webHidden/>
+                <w:rFonts w:cs="Times New Roman"/>
+                <w:noProof/>
+                <w:webHidden/>
+                <w:szCs w:val="28"/>
               </w:rPr>
               <w:fldChar w:fldCharType="end"/>
             </w:r>
@@ -112,10 +163,9 @@
             </w:tabs>
             <w:spacing w:after="0"/>
             <w:rPr>
-              <w:rFonts w:asciiTheme="minorHAnsi" w:eastAsiaTheme="minorEastAsia" w:hAnsiTheme="minorHAnsi"/>
+              <w:rFonts w:eastAsiaTheme="minorEastAsia" w:cs="Times New Roman"/>
               <w:noProof/>
-              <w:color w:val="auto"/>
-              <w:sz w:val="24"/>
+              <w:szCs w:val="28"/>
               <w:lang w:eastAsia="ru-RU"/>
             </w:rPr>
           </w:pPr>
@@ -125,54 +175,70 @@
                 <w:rStyle w:val="af3"/>
                 <w:rFonts w:cs="Times New Roman"/>
                 <w:noProof/>
+                <w:color w:val="000000" w:themeColor="text1"/>
+                <w:szCs w:val="28"/>
               </w:rPr>
               <w:t>Глава 1. Предпосылки проекта</w:t>
             </w:r>
             <w:r>
               <w:rPr>
-                <w:noProof/>
-                <w:webHidden/>
+                <w:rFonts w:cs="Times New Roman"/>
+                <w:noProof/>
+                <w:webHidden/>
+                <w:szCs w:val="28"/>
               </w:rPr>
               <w:tab/>
             </w:r>
             <w:r>
               <w:rPr>
-                <w:noProof/>
-                <w:webHidden/>
+                <w:rFonts w:cs="Times New Roman"/>
+                <w:noProof/>
+                <w:webHidden/>
+                <w:szCs w:val="28"/>
               </w:rPr>
               <w:fldChar w:fldCharType="begin"/>
             </w:r>
             <w:r>
               <w:rPr>
-                <w:noProof/>
-                <w:webHidden/>
+                <w:rFonts w:cs="Times New Roman"/>
+                <w:noProof/>
+                <w:webHidden/>
+                <w:szCs w:val="28"/>
               </w:rPr>
               <w:instrText xml:space="preserve"> PAGEREF _Toc226640908 \h </w:instrText>
             </w:r>
             <w:r>
               <w:rPr>
-                <w:noProof/>
-                <w:webHidden/>
-              </w:rPr>
-            </w:r>
-            <w:r>
-              <w:rPr>
-                <w:noProof/>
-                <w:webHidden/>
+                <w:rFonts w:cs="Times New Roman"/>
+                <w:noProof/>
+                <w:webHidden/>
+                <w:szCs w:val="28"/>
+              </w:rPr>
+            </w:r>
+            <w:r>
+              <w:rPr>
+                <w:rFonts w:cs="Times New Roman"/>
+                <w:noProof/>
+                <w:webHidden/>
+                <w:szCs w:val="28"/>
               </w:rPr>
               <w:fldChar w:fldCharType="separate"/>
             </w:r>
             <w:r>
               <w:rPr>
-                <w:noProof/>
-                <w:webHidden/>
+                <w:rFonts w:cs="Times New Roman"/>
+                <w:noProof/>
+                <w:webHidden/>
+                <w:szCs w:val="28"/>
               </w:rPr>
               <w:t>4</w:t>
             </w:r>
             <w:r>
               <w:rPr>
-                <w:noProof/>
-                <w:webHidden/>
+                <w:rFonts w:cs="Times New Roman"/>
+                <w:noProof/>
+                <w:webHidden/>
+                <w:szCs w:val="28"/>
               </w:rPr>
               <w:fldChar w:fldCharType="end"/>
             </w:r>
@@ -186,7 +252,9 @@
             </w:tabs>
             <w:spacing w:after="0"/>
             <w:rPr>
+              <w:rFonts w:cs="Times New Roman"/>
               <w:noProof/>
+              <w:szCs w:val="28"/>
             </w:rPr>
           </w:pPr>
           <w:hyperlink w:anchor="_Toc226640909" w:history="1">
@@ -195,6 +263,8 @@
                 <w:rStyle w:val="af3"/>
                 <w:rFonts w:cs="Times New Roman"/>
                 <w:noProof/>
+                <w:color w:val="000000" w:themeColor="text1"/>
+                <w:szCs w:val="28"/>
                 <w:lang w:val="en-US"/>
               </w:rPr>
               <w:t xml:space="preserve">1.1. </w:t>
@@ -204,54 +274,70 @@
                 <w:rStyle w:val="af3"/>
                 <w:rFonts w:cs="Times New Roman"/>
                 <w:noProof/>
+                <w:color w:val="000000" w:themeColor="text1"/>
+                <w:szCs w:val="28"/>
               </w:rPr>
               <w:t>Цепочки дезинформации</w:t>
             </w:r>
             <w:r>
               <w:rPr>
-                <w:noProof/>
-                <w:webHidden/>
+                <w:rFonts w:cs="Times New Roman"/>
+                <w:noProof/>
+                <w:webHidden/>
+                <w:szCs w:val="28"/>
               </w:rPr>
               <w:tab/>
             </w:r>
             <w:r>
               <w:rPr>
-                <w:noProof/>
-                <w:webHidden/>
+                <w:rFonts w:cs="Times New Roman"/>
+                <w:noProof/>
+                <w:webHidden/>
+                <w:szCs w:val="28"/>
               </w:rPr>
               <w:fldChar w:fldCharType="begin"/>
             </w:r>
             <w:r>
               <w:rPr>
-                <w:noProof/>
-                <w:webHidden/>
+                <w:rFonts w:cs="Times New Roman"/>
+                <w:noProof/>
+                <w:webHidden/>
+                <w:szCs w:val="28"/>
               </w:rPr>
               <w:instrText xml:space="preserve"> PAGEREF _Toc226640909 \h </w:instrText>
             </w:r>
             <w:r>
               <w:rPr>
-                <w:noProof/>
-                <w:webHidden/>
-              </w:rPr>
-            </w:r>
-            <w:r>
-              <w:rPr>
-                <w:noProof/>
-                <w:webHidden/>
+                <w:rFonts w:cs="Times New Roman"/>
+                <w:noProof/>
+                <w:webHidden/>
+                <w:szCs w:val="28"/>
+              </w:rPr>
+            </w:r>
+            <w:r>
+              <w:rPr>
+                <w:rFonts w:cs="Times New Roman"/>
+                <w:noProof/>
+                <w:webHidden/>
+                <w:szCs w:val="28"/>
               </w:rPr>
               <w:fldChar w:fldCharType="separate"/>
             </w:r>
             <w:r>
               <w:rPr>
-                <w:noProof/>
-                <w:webHidden/>
+                <w:rFonts w:cs="Times New Roman"/>
+                <w:noProof/>
+                <w:webHidden/>
+                <w:szCs w:val="28"/>
               </w:rPr>
               <w:t>4</w:t>
             </w:r>
             <w:r>
               <w:rPr>
-                <w:noProof/>
-                <w:webHidden/>
+                <w:rFonts w:cs="Times New Roman"/>
+                <w:noProof/>
+                <w:webHidden/>
+                <w:szCs w:val="28"/>
               </w:rPr>
               <w:fldChar w:fldCharType="end"/>
             </w:r>
@@ -265,7 +351,9 @@
             </w:tabs>
             <w:spacing w:after="0"/>
             <w:rPr>
+              <w:rFonts w:cs="Times New Roman"/>
               <w:noProof/>
+              <w:szCs w:val="28"/>
             </w:rPr>
           </w:pPr>
           <w:hyperlink w:anchor="_Toc226640910" w:history="1">
@@ -274,54 +362,70 @@
                 <w:rStyle w:val="af3"/>
                 <w:rFonts w:cs="Times New Roman"/>
                 <w:noProof/>
+                <w:color w:val="000000" w:themeColor="text1"/>
+                <w:szCs w:val="28"/>
               </w:rPr>
               <w:t>1.2. Ручная проверка как узкое место</w:t>
             </w:r>
             <w:r>
               <w:rPr>
-                <w:noProof/>
-                <w:webHidden/>
+                <w:rFonts w:cs="Times New Roman"/>
+                <w:noProof/>
+                <w:webHidden/>
+                <w:szCs w:val="28"/>
               </w:rPr>
               <w:tab/>
             </w:r>
             <w:r>
               <w:rPr>
-                <w:noProof/>
-                <w:webHidden/>
+                <w:rFonts w:cs="Times New Roman"/>
+                <w:noProof/>
+                <w:webHidden/>
+                <w:szCs w:val="28"/>
               </w:rPr>
               <w:fldChar w:fldCharType="begin"/>
             </w:r>
             <w:r>
               <w:rPr>
-                <w:noProof/>
-                <w:webHidden/>
+                <w:rFonts w:cs="Times New Roman"/>
+                <w:noProof/>
+                <w:webHidden/>
+                <w:szCs w:val="28"/>
               </w:rPr>
               <w:instrText xml:space="preserve"> PAGEREF _Toc226640910 \h </w:instrText>
             </w:r>
             <w:r>
               <w:rPr>
-                <w:noProof/>
-                <w:webHidden/>
-              </w:rPr>
-            </w:r>
-            <w:r>
-              <w:rPr>
-                <w:noProof/>
-                <w:webHidden/>
+                <w:rFonts w:cs="Times New Roman"/>
+                <w:noProof/>
+                <w:webHidden/>
+                <w:szCs w:val="28"/>
+              </w:rPr>
+            </w:r>
+            <w:r>
+              <w:rPr>
+                <w:rFonts w:cs="Times New Roman"/>
+                <w:noProof/>
+                <w:webHidden/>
+                <w:szCs w:val="28"/>
               </w:rPr>
               <w:fldChar w:fldCharType="separate"/>
             </w:r>
             <w:r>
               <w:rPr>
-                <w:noProof/>
-                <w:webHidden/>
+                <w:rFonts w:cs="Times New Roman"/>
+                <w:noProof/>
+                <w:webHidden/>
+                <w:szCs w:val="28"/>
               </w:rPr>
               <w:t>4</w:t>
             </w:r>
             <w:r>
               <w:rPr>
-                <w:noProof/>
-                <w:webHidden/>
+                <w:rFonts w:cs="Times New Roman"/>
+                <w:noProof/>
+                <w:webHidden/>
+                <w:szCs w:val="28"/>
               </w:rPr>
               <w:fldChar w:fldCharType="end"/>
             </w:r>
@@ -335,7 +439,9 @@
             </w:tabs>
             <w:spacing w:after="0"/>
             <w:rPr>
+              <w:rFonts w:cs="Times New Roman"/>
               <w:noProof/>
+              <w:szCs w:val="28"/>
             </w:rPr>
           </w:pPr>
           <w:hyperlink w:anchor="_Toc226640911" w:history="1">
@@ -344,6 +450,8 @@
                 <w:rStyle w:val="af3"/>
                 <w:rFonts w:cs="Times New Roman"/>
                 <w:noProof/>
+                <w:color w:val="000000" w:themeColor="text1"/>
+                <w:szCs w:val="28"/>
                 <w:lang w:val="en-US"/>
               </w:rPr>
               <w:t xml:space="preserve">1.3. </w:t>
@@ -353,54 +461,70 @@
                 <w:rStyle w:val="af3"/>
                 <w:rFonts w:cs="Times New Roman"/>
                 <w:noProof/>
+                <w:color w:val="000000" w:themeColor="text1"/>
+                <w:szCs w:val="28"/>
               </w:rPr>
               <w:t>Генеративный ИИ как ускоритель фейков</w:t>
             </w:r>
             <w:r>
               <w:rPr>
-                <w:noProof/>
-                <w:webHidden/>
+                <w:rFonts w:cs="Times New Roman"/>
+                <w:noProof/>
+                <w:webHidden/>
+                <w:szCs w:val="28"/>
               </w:rPr>
               <w:tab/>
             </w:r>
             <w:r>
               <w:rPr>
-                <w:noProof/>
-                <w:webHidden/>
+                <w:rFonts w:cs="Times New Roman"/>
+                <w:noProof/>
+                <w:webHidden/>
+                <w:szCs w:val="28"/>
               </w:rPr>
               <w:fldChar w:fldCharType="begin"/>
             </w:r>
             <w:r>
               <w:rPr>
-                <w:noProof/>
-                <w:webHidden/>
+                <w:rFonts w:cs="Times New Roman"/>
+                <w:noProof/>
+                <w:webHidden/>
+                <w:szCs w:val="28"/>
               </w:rPr>
               <w:instrText xml:space="preserve"> PAGEREF _Toc226640911 \h </w:instrText>
             </w:r>
             <w:r>
               <w:rPr>
-                <w:noProof/>
-                <w:webHidden/>
-              </w:rPr>
-            </w:r>
-            <w:r>
-              <w:rPr>
-                <w:noProof/>
-                <w:webHidden/>
+                <w:rFonts w:cs="Times New Roman"/>
+                <w:noProof/>
+                <w:webHidden/>
+                <w:szCs w:val="28"/>
+              </w:rPr>
+            </w:r>
+            <w:r>
+              <w:rPr>
+                <w:rFonts w:cs="Times New Roman"/>
+                <w:noProof/>
+                <w:webHidden/>
+                <w:szCs w:val="28"/>
               </w:rPr>
               <w:fldChar w:fldCharType="separate"/>
             </w:r>
             <w:r>
               <w:rPr>
-                <w:noProof/>
-                <w:webHidden/>
+                <w:rFonts w:cs="Times New Roman"/>
+                <w:noProof/>
+                <w:webHidden/>
+                <w:szCs w:val="28"/>
               </w:rPr>
               <w:t>4</w:t>
             </w:r>
             <w:r>
               <w:rPr>
-                <w:noProof/>
-                <w:webHidden/>
+                <w:rFonts w:cs="Times New Roman"/>
+                <w:noProof/>
+                <w:webHidden/>
+                <w:szCs w:val="28"/>
               </w:rPr>
               <w:fldChar w:fldCharType="end"/>
             </w:r>
@@ -414,10 +538,9 @@
             </w:tabs>
             <w:spacing w:after="0"/>
             <w:rPr>
-              <w:rFonts w:asciiTheme="minorHAnsi" w:eastAsiaTheme="minorEastAsia" w:hAnsiTheme="minorHAnsi"/>
+              <w:rFonts w:eastAsiaTheme="minorEastAsia" w:cs="Times New Roman"/>
               <w:noProof/>
-              <w:color w:val="auto"/>
-              <w:sz w:val="24"/>
+              <w:szCs w:val="28"/>
               <w:lang w:eastAsia="ru-RU"/>
             </w:rPr>
           </w:pPr>
@@ -427,54 +550,70 @@
                 <w:rStyle w:val="af3"/>
                 <w:rFonts w:cs="Times New Roman"/>
                 <w:noProof/>
+                <w:color w:val="000000" w:themeColor="text1"/>
+                <w:szCs w:val="28"/>
               </w:rPr>
               <w:t>Глава 2. Постановка проекта</w:t>
             </w:r>
             <w:r>
               <w:rPr>
-                <w:noProof/>
-                <w:webHidden/>
+                <w:rFonts w:cs="Times New Roman"/>
+                <w:noProof/>
+                <w:webHidden/>
+                <w:szCs w:val="28"/>
               </w:rPr>
               <w:tab/>
             </w:r>
             <w:r>
               <w:rPr>
-                <w:noProof/>
-                <w:webHidden/>
+                <w:rFonts w:cs="Times New Roman"/>
+                <w:noProof/>
+                <w:webHidden/>
+                <w:szCs w:val="28"/>
               </w:rPr>
               <w:fldChar w:fldCharType="begin"/>
             </w:r>
             <w:r>
               <w:rPr>
-                <w:noProof/>
-                <w:webHidden/>
+                <w:rFonts w:cs="Times New Roman"/>
+                <w:noProof/>
+                <w:webHidden/>
+                <w:szCs w:val="28"/>
               </w:rPr>
               <w:instrText xml:space="preserve"> PAGEREF _Toc226640912 \h </w:instrText>
             </w:r>
             <w:r>
               <w:rPr>
-                <w:noProof/>
-                <w:webHidden/>
-              </w:rPr>
-            </w:r>
-            <w:r>
-              <w:rPr>
-                <w:noProof/>
-                <w:webHidden/>
+                <w:rFonts w:cs="Times New Roman"/>
+                <w:noProof/>
+                <w:webHidden/>
+                <w:szCs w:val="28"/>
+              </w:rPr>
+            </w:r>
+            <w:r>
+              <w:rPr>
+                <w:rFonts w:cs="Times New Roman"/>
+                <w:noProof/>
+                <w:webHidden/>
+                <w:szCs w:val="28"/>
               </w:rPr>
               <w:fldChar w:fldCharType="separate"/>
             </w:r>
             <w:r>
               <w:rPr>
-                <w:noProof/>
-                <w:webHidden/>
+                <w:rFonts w:cs="Times New Roman"/>
+                <w:noProof/>
+                <w:webHidden/>
+                <w:szCs w:val="28"/>
               </w:rPr>
               <w:t>6</w:t>
             </w:r>
             <w:r>
               <w:rPr>
-                <w:noProof/>
-                <w:webHidden/>
+                <w:rFonts w:cs="Times New Roman"/>
+                <w:noProof/>
+                <w:webHidden/>
+                <w:szCs w:val="28"/>
               </w:rPr>
               <w:fldChar w:fldCharType="end"/>
             </w:r>
@@ -488,7 +627,9 @@
             </w:tabs>
             <w:spacing w:after="0"/>
             <w:rPr>
+              <w:rFonts w:cs="Times New Roman"/>
               <w:noProof/>
+              <w:szCs w:val="28"/>
             </w:rPr>
           </w:pPr>
           <w:hyperlink w:anchor="_Toc226640913" w:history="1">
@@ -497,54 +638,70 @@
                 <w:rStyle w:val="af3"/>
                 <w:rFonts w:cs="Times New Roman"/>
                 <w:noProof/>
+                <w:color w:val="000000" w:themeColor="text1"/>
+                <w:szCs w:val="28"/>
               </w:rPr>
               <w:t>2.1. Описание сервиса</w:t>
             </w:r>
             <w:r>
               <w:rPr>
-                <w:noProof/>
-                <w:webHidden/>
+                <w:rFonts w:cs="Times New Roman"/>
+                <w:noProof/>
+                <w:webHidden/>
+                <w:szCs w:val="28"/>
               </w:rPr>
               <w:tab/>
             </w:r>
             <w:r>
               <w:rPr>
-                <w:noProof/>
-                <w:webHidden/>
+                <w:rFonts w:cs="Times New Roman"/>
+                <w:noProof/>
+                <w:webHidden/>
+                <w:szCs w:val="28"/>
               </w:rPr>
               <w:fldChar w:fldCharType="begin"/>
             </w:r>
             <w:r>
               <w:rPr>
-                <w:noProof/>
-                <w:webHidden/>
+                <w:rFonts w:cs="Times New Roman"/>
+                <w:noProof/>
+                <w:webHidden/>
+                <w:szCs w:val="28"/>
               </w:rPr>
               <w:instrText xml:space="preserve"> PAGEREF _Toc226640913 \h </w:instrText>
             </w:r>
             <w:r>
               <w:rPr>
-                <w:noProof/>
-                <w:webHidden/>
-              </w:rPr>
-            </w:r>
-            <w:r>
-              <w:rPr>
-                <w:noProof/>
-                <w:webHidden/>
+                <w:rFonts w:cs="Times New Roman"/>
+                <w:noProof/>
+                <w:webHidden/>
+                <w:szCs w:val="28"/>
+              </w:rPr>
+            </w:r>
+            <w:r>
+              <w:rPr>
+                <w:rFonts w:cs="Times New Roman"/>
+                <w:noProof/>
+                <w:webHidden/>
+                <w:szCs w:val="28"/>
               </w:rPr>
               <w:fldChar w:fldCharType="separate"/>
             </w:r>
             <w:r>
               <w:rPr>
-                <w:noProof/>
-                <w:webHidden/>
+                <w:rFonts w:cs="Times New Roman"/>
+                <w:noProof/>
+                <w:webHidden/>
+                <w:szCs w:val="28"/>
               </w:rPr>
               <w:t>6</w:t>
             </w:r>
             <w:r>
               <w:rPr>
-                <w:noProof/>
-                <w:webHidden/>
+                <w:rFonts w:cs="Times New Roman"/>
+                <w:noProof/>
+                <w:webHidden/>
+                <w:szCs w:val="28"/>
               </w:rPr>
               <w:fldChar w:fldCharType="end"/>
             </w:r>
@@ -558,7 +715,9 @@
             </w:tabs>
             <w:spacing w:after="0"/>
             <w:rPr>
+              <w:rFonts w:cs="Times New Roman"/>
               <w:noProof/>
+              <w:szCs w:val="28"/>
             </w:rPr>
           </w:pPr>
           <w:hyperlink w:anchor="_Toc226640914" w:history="1">
@@ -567,54 +726,70 @@
                 <w:rStyle w:val="af3"/>
                 <w:rFonts w:cs="Times New Roman"/>
                 <w:noProof/>
+                <w:color w:val="000000" w:themeColor="text1"/>
+                <w:szCs w:val="28"/>
               </w:rPr>
               <w:t>2.2. Цель проекта</w:t>
             </w:r>
             <w:r>
               <w:rPr>
-                <w:noProof/>
-                <w:webHidden/>
+                <w:rFonts w:cs="Times New Roman"/>
+                <w:noProof/>
+                <w:webHidden/>
+                <w:szCs w:val="28"/>
               </w:rPr>
               <w:tab/>
             </w:r>
             <w:r>
               <w:rPr>
-                <w:noProof/>
-                <w:webHidden/>
+                <w:rFonts w:cs="Times New Roman"/>
+                <w:noProof/>
+                <w:webHidden/>
+                <w:szCs w:val="28"/>
               </w:rPr>
               <w:fldChar w:fldCharType="begin"/>
             </w:r>
             <w:r>
               <w:rPr>
-                <w:noProof/>
-                <w:webHidden/>
+                <w:rFonts w:cs="Times New Roman"/>
+                <w:noProof/>
+                <w:webHidden/>
+                <w:szCs w:val="28"/>
               </w:rPr>
               <w:instrText xml:space="preserve"> PAGEREF _Toc226640914 \h </w:instrText>
             </w:r>
             <w:r>
               <w:rPr>
-                <w:noProof/>
-                <w:webHidden/>
-              </w:rPr>
-            </w:r>
-            <w:r>
-              <w:rPr>
-                <w:noProof/>
-                <w:webHidden/>
+                <w:rFonts w:cs="Times New Roman"/>
+                <w:noProof/>
+                <w:webHidden/>
+                <w:szCs w:val="28"/>
+              </w:rPr>
+            </w:r>
+            <w:r>
+              <w:rPr>
+                <w:rFonts w:cs="Times New Roman"/>
+                <w:noProof/>
+                <w:webHidden/>
+                <w:szCs w:val="28"/>
               </w:rPr>
               <w:fldChar w:fldCharType="separate"/>
             </w:r>
             <w:r>
               <w:rPr>
-                <w:noProof/>
-                <w:webHidden/>
+                <w:rFonts w:cs="Times New Roman"/>
+                <w:noProof/>
+                <w:webHidden/>
+                <w:szCs w:val="28"/>
               </w:rPr>
               <w:t>6</w:t>
             </w:r>
             <w:r>
               <w:rPr>
-                <w:noProof/>
-                <w:webHidden/>
+                <w:rFonts w:cs="Times New Roman"/>
+                <w:noProof/>
+                <w:webHidden/>
+                <w:szCs w:val="28"/>
               </w:rPr>
               <w:fldChar w:fldCharType="end"/>
             </w:r>
@@ -628,7 +803,9 @@
             </w:tabs>
             <w:spacing w:after="0"/>
             <w:rPr>
+              <w:rFonts w:cs="Times New Roman"/>
               <w:noProof/>
+              <w:szCs w:val="28"/>
             </w:rPr>
           </w:pPr>
           <w:hyperlink w:anchor="_Toc226640915" w:history="1">
@@ -637,54 +814,70 @@
                 <w:rStyle w:val="af3"/>
                 <w:rFonts w:cs="Times New Roman"/>
                 <w:noProof/>
+                <w:color w:val="000000" w:themeColor="text1"/>
+                <w:szCs w:val="28"/>
               </w:rPr>
               <w:t>2.3. Обоснование по критериям SMART</w:t>
             </w:r>
             <w:r>
               <w:rPr>
-                <w:noProof/>
-                <w:webHidden/>
+                <w:rFonts w:cs="Times New Roman"/>
+                <w:noProof/>
+                <w:webHidden/>
+                <w:szCs w:val="28"/>
               </w:rPr>
               <w:tab/>
             </w:r>
             <w:r>
               <w:rPr>
-                <w:noProof/>
-                <w:webHidden/>
+                <w:rFonts w:cs="Times New Roman"/>
+                <w:noProof/>
+                <w:webHidden/>
+                <w:szCs w:val="28"/>
               </w:rPr>
               <w:fldChar w:fldCharType="begin"/>
             </w:r>
             <w:r>
               <w:rPr>
-                <w:noProof/>
-                <w:webHidden/>
+                <w:rFonts w:cs="Times New Roman"/>
+                <w:noProof/>
+                <w:webHidden/>
+                <w:szCs w:val="28"/>
               </w:rPr>
               <w:instrText xml:space="preserve"> PAGEREF _Toc226640915 \h </w:instrText>
             </w:r>
             <w:r>
               <w:rPr>
-                <w:noProof/>
-                <w:webHidden/>
-              </w:rPr>
-            </w:r>
-            <w:r>
-              <w:rPr>
-                <w:noProof/>
-                <w:webHidden/>
+                <w:rFonts w:cs="Times New Roman"/>
+                <w:noProof/>
+                <w:webHidden/>
+                <w:szCs w:val="28"/>
+              </w:rPr>
+            </w:r>
+            <w:r>
+              <w:rPr>
+                <w:rFonts w:cs="Times New Roman"/>
+                <w:noProof/>
+                <w:webHidden/>
+                <w:szCs w:val="28"/>
               </w:rPr>
               <w:fldChar w:fldCharType="separate"/>
             </w:r>
             <w:r>
               <w:rPr>
-                <w:noProof/>
-                <w:webHidden/>
+                <w:rFonts w:cs="Times New Roman"/>
+                <w:noProof/>
+                <w:webHidden/>
+                <w:szCs w:val="28"/>
               </w:rPr>
               <w:t>6</w:t>
             </w:r>
             <w:r>
               <w:rPr>
-                <w:noProof/>
-                <w:webHidden/>
+                <w:rFonts w:cs="Times New Roman"/>
+                <w:noProof/>
+                <w:webHidden/>
+                <w:szCs w:val="28"/>
               </w:rPr>
               <w:fldChar w:fldCharType="end"/>
             </w:r>
@@ -698,7 +891,9 @@
             </w:tabs>
             <w:spacing w:after="0"/>
             <w:rPr>
+              <w:rFonts w:cs="Times New Roman"/>
               <w:noProof/>
+              <w:szCs w:val="28"/>
             </w:rPr>
           </w:pPr>
           <w:hyperlink w:anchor="_Toc226640916" w:history="1">
@@ -707,54 +902,70 @@
                 <w:rStyle w:val="af3"/>
                 <w:rFonts w:cs="Times New Roman"/>
                 <w:noProof/>
+                <w:color w:val="000000" w:themeColor="text1"/>
+                <w:szCs w:val="28"/>
               </w:rPr>
               <w:t>2.4. Обоснование по критериям PURE</w:t>
             </w:r>
             <w:r>
               <w:rPr>
-                <w:noProof/>
-                <w:webHidden/>
+                <w:rFonts w:cs="Times New Roman"/>
+                <w:noProof/>
+                <w:webHidden/>
+                <w:szCs w:val="28"/>
               </w:rPr>
               <w:tab/>
             </w:r>
             <w:r>
               <w:rPr>
-                <w:noProof/>
-                <w:webHidden/>
+                <w:rFonts w:cs="Times New Roman"/>
+                <w:noProof/>
+                <w:webHidden/>
+                <w:szCs w:val="28"/>
               </w:rPr>
               <w:fldChar w:fldCharType="begin"/>
             </w:r>
             <w:r>
               <w:rPr>
-                <w:noProof/>
-                <w:webHidden/>
+                <w:rFonts w:cs="Times New Roman"/>
+                <w:noProof/>
+                <w:webHidden/>
+                <w:szCs w:val="28"/>
               </w:rPr>
               <w:instrText xml:space="preserve"> PAGEREF _Toc226640916 \h </w:instrText>
             </w:r>
             <w:r>
               <w:rPr>
-                <w:noProof/>
-                <w:webHidden/>
-              </w:rPr>
-            </w:r>
-            <w:r>
-              <w:rPr>
-                <w:noProof/>
-                <w:webHidden/>
+                <w:rFonts w:cs="Times New Roman"/>
+                <w:noProof/>
+                <w:webHidden/>
+                <w:szCs w:val="28"/>
+              </w:rPr>
+            </w:r>
+            <w:r>
+              <w:rPr>
+                <w:rFonts w:cs="Times New Roman"/>
+                <w:noProof/>
+                <w:webHidden/>
+                <w:szCs w:val="28"/>
               </w:rPr>
               <w:fldChar w:fldCharType="separate"/>
             </w:r>
             <w:r>
               <w:rPr>
-                <w:noProof/>
-                <w:webHidden/>
+                <w:rFonts w:cs="Times New Roman"/>
+                <w:noProof/>
+                <w:webHidden/>
+                <w:szCs w:val="28"/>
               </w:rPr>
               <w:t>6</w:t>
             </w:r>
             <w:r>
               <w:rPr>
-                <w:noProof/>
-                <w:webHidden/>
+                <w:rFonts w:cs="Times New Roman"/>
+                <w:noProof/>
+                <w:webHidden/>
+                <w:szCs w:val="28"/>
               </w:rPr>
               <w:fldChar w:fldCharType="end"/>
             </w:r>
@@ -768,7 +979,9 @@
             </w:tabs>
             <w:spacing w:after="0"/>
             <w:rPr>
+              <w:rFonts w:cs="Times New Roman"/>
               <w:noProof/>
+              <w:szCs w:val="28"/>
             </w:rPr>
           </w:pPr>
           <w:hyperlink w:anchor="_Toc226640917" w:history="1">
@@ -777,54 +990,70 @@
                 <w:rStyle w:val="af3"/>
                 <w:rFonts w:cs="Times New Roman"/>
                 <w:noProof/>
+                <w:color w:val="000000" w:themeColor="text1"/>
+                <w:szCs w:val="28"/>
               </w:rPr>
               <w:t>2.5. Обоснование по критериям CLEAR</w:t>
             </w:r>
             <w:r>
               <w:rPr>
-                <w:noProof/>
-                <w:webHidden/>
+                <w:rFonts w:cs="Times New Roman"/>
+                <w:noProof/>
+                <w:webHidden/>
+                <w:szCs w:val="28"/>
               </w:rPr>
               <w:tab/>
             </w:r>
             <w:r>
               <w:rPr>
-                <w:noProof/>
-                <w:webHidden/>
+                <w:rFonts w:cs="Times New Roman"/>
+                <w:noProof/>
+                <w:webHidden/>
+                <w:szCs w:val="28"/>
               </w:rPr>
               <w:fldChar w:fldCharType="begin"/>
             </w:r>
             <w:r>
               <w:rPr>
-                <w:noProof/>
-                <w:webHidden/>
+                <w:rFonts w:cs="Times New Roman"/>
+                <w:noProof/>
+                <w:webHidden/>
+                <w:szCs w:val="28"/>
               </w:rPr>
               <w:instrText xml:space="preserve"> PAGEREF _Toc226640917 \h </w:instrText>
             </w:r>
             <w:r>
               <w:rPr>
-                <w:noProof/>
-                <w:webHidden/>
-              </w:rPr>
-            </w:r>
-            <w:r>
-              <w:rPr>
-                <w:noProof/>
-                <w:webHidden/>
+                <w:rFonts w:cs="Times New Roman"/>
+                <w:noProof/>
+                <w:webHidden/>
+                <w:szCs w:val="28"/>
+              </w:rPr>
+            </w:r>
+            <w:r>
+              <w:rPr>
+                <w:rFonts w:cs="Times New Roman"/>
+                <w:noProof/>
+                <w:webHidden/>
+                <w:szCs w:val="28"/>
               </w:rPr>
               <w:fldChar w:fldCharType="separate"/>
             </w:r>
             <w:r>
               <w:rPr>
-                <w:noProof/>
-                <w:webHidden/>
+                <w:rFonts w:cs="Times New Roman"/>
+                <w:noProof/>
+                <w:webHidden/>
+                <w:szCs w:val="28"/>
               </w:rPr>
               <w:t>7</w:t>
             </w:r>
             <w:r>
               <w:rPr>
-                <w:noProof/>
-                <w:webHidden/>
+                <w:rFonts w:cs="Times New Roman"/>
+                <w:noProof/>
+                <w:webHidden/>
+                <w:szCs w:val="28"/>
               </w:rPr>
               <w:fldChar w:fldCharType="end"/>
             </w:r>
@@ -838,7 +1067,9 @@
             </w:tabs>
             <w:spacing w:after="0"/>
             <w:rPr>
+              <w:rFonts w:cs="Times New Roman"/>
               <w:noProof/>
+              <w:szCs w:val="28"/>
             </w:rPr>
           </w:pPr>
           <w:hyperlink w:anchor="_Toc226640918" w:history="1">
@@ -847,54 +1078,70 @@
                 <w:rStyle w:val="af3"/>
                 <w:rFonts w:cs="Times New Roman"/>
                 <w:noProof/>
+                <w:color w:val="000000" w:themeColor="text1"/>
+                <w:szCs w:val="28"/>
               </w:rPr>
               <w:t>2.6. Необходимые ресурсы</w:t>
             </w:r>
             <w:r>
               <w:rPr>
-                <w:noProof/>
-                <w:webHidden/>
+                <w:rFonts w:cs="Times New Roman"/>
+                <w:noProof/>
+                <w:webHidden/>
+                <w:szCs w:val="28"/>
               </w:rPr>
               <w:tab/>
             </w:r>
             <w:r>
               <w:rPr>
-                <w:noProof/>
-                <w:webHidden/>
+                <w:rFonts w:cs="Times New Roman"/>
+                <w:noProof/>
+                <w:webHidden/>
+                <w:szCs w:val="28"/>
               </w:rPr>
               <w:fldChar w:fldCharType="begin"/>
             </w:r>
             <w:r>
               <w:rPr>
-                <w:noProof/>
-                <w:webHidden/>
+                <w:rFonts w:cs="Times New Roman"/>
+                <w:noProof/>
+                <w:webHidden/>
+                <w:szCs w:val="28"/>
               </w:rPr>
               <w:instrText xml:space="preserve"> PAGEREF _Toc226640918 \h </w:instrText>
             </w:r>
             <w:r>
               <w:rPr>
-                <w:noProof/>
-                <w:webHidden/>
-              </w:rPr>
-            </w:r>
-            <w:r>
-              <w:rPr>
-                <w:noProof/>
-                <w:webHidden/>
+                <w:rFonts w:cs="Times New Roman"/>
+                <w:noProof/>
+                <w:webHidden/>
+                <w:szCs w:val="28"/>
+              </w:rPr>
+            </w:r>
+            <w:r>
+              <w:rPr>
+                <w:rFonts w:cs="Times New Roman"/>
+                <w:noProof/>
+                <w:webHidden/>
+                <w:szCs w:val="28"/>
               </w:rPr>
               <w:fldChar w:fldCharType="separate"/>
             </w:r>
             <w:r>
               <w:rPr>
-                <w:noProof/>
-                <w:webHidden/>
+                <w:rFonts w:cs="Times New Roman"/>
+                <w:noProof/>
+                <w:webHidden/>
+                <w:szCs w:val="28"/>
               </w:rPr>
               <w:t>7</w:t>
             </w:r>
             <w:r>
               <w:rPr>
-                <w:noProof/>
-                <w:webHidden/>
+                <w:rFonts w:cs="Times New Roman"/>
+                <w:noProof/>
+                <w:webHidden/>
+                <w:szCs w:val="28"/>
               </w:rPr>
               <w:fldChar w:fldCharType="end"/>
             </w:r>
@@ -908,7 +1155,9 @@
             </w:tabs>
             <w:spacing w:after="0"/>
             <w:rPr>
+              <w:rFonts w:cs="Times New Roman"/>
               <w:noProof/>
+              <w:szCs w:val="28"/>
             </w:rPr>
           </w:pPr>
           <w:hyperlink w:anchor="_Toc226640919" w:history="1">
@@ -917,54 +1166,70 @@
                 <w:rStyle w:val="af3"/>
                 <w:rFonts w:cs="Times New Roman"/>
                 <w:noProof/>
+                <w:color w:val="000000" w:themeColor="text1"/>
+                <w:szCs w:val="28"/>
               </w:rPr>
               <w:t>2.8. Бюджет</w:t>
             </w:r>
             <w:r>
               <w:rPr>
-                <w:noProof/>
-                <w:webHidden/>
+                <w:rFonts w:cs="Times New Roman"/>
+                <w:noProof/>
+                <w:webHidden/>
+                <w:szCs w:val="28"/>
               </w:rPr>
               <w:tab/>
             </w:r>
             <w:r>
               <w:rPr>
-                <w:noProof/>
-                <w:webHidden/>
+                <w:rFonts w:cs="Times New Roman"/>
+                <w:noProof/>
+                <w:webHidden/>
+                <w:szCs w:val="28"/>
               </w:rPr>
               <w:fldChar w:fldCharType="begin"/>
             </w:r>
             <w:r>
               <w:rPr>
-                <w:noProof/>
-                <w:webHidden/>
+                <w:rFonts w:cs="Times New Roman"/>
+                <w:noProof/>
+                <w:webHidden/>
+                <w:szCs w:val="28"/>
               </w:rPr>
               <w:instrText xml:space="preserve"> PAGEREF _Toc226640919 \h </w:instrText>
             </w:r>
             <w:r>
               <w:rPr>
-                <w:noProof/>
-                <w:webHidden/>
-              </w:rPr>
-            </w:r>
-            <w:r>
-              <w:rPr>
-                <w:noProof/>
-                <w:webHidden/>
+                <w:rFonts w:cs="Times New Roman"/>
+                <w:noProof/>
+                <w:webHidden/>
+                <w:szCs w:val="28"/>
+              </w:rPr>
+            </w:r>
+            <w:r>
+              <w:rPr>
+                <w:rFonts w:cs="Times New Roman"/>
+                <w:noProof/>
+                <w:webHidden/>
+                <w:szCs w:val="28"/>
               </w:rPr>
               <w:fldChar w:fldCharType="separate"/>
             </w:r>
             <w:r>
               <w:rPr>
-                <w:noProof/>
-                <w:webHidden/>
+                <w:rFonts w:cs="Times New Roman"/>
+                <w:noProof/>
+                <w:webHidden/>
+                <w:szCs w:val="28"/>
               </w:rPr>
               <w:t>7</w:t>
             </w:r>
             <w:r>
               <w:rPr>
-                <w:noProof/>
-                <w:webHidden/>
+                <w:rFonts w:cs="Times New Roman"/>
+                <w:noProof/>
+                <w:webHidden/>
+                <w:szCs w:val="28"/>
               </w:rPr>
               <w:fldChar w:fldCharType="end"/>
             </w:r>
@@ -978,7 +1243,9 @@
             </w:tabs>
             <w:spacing w:after="0"/>
             <w:rPr>
+              <w:rFonts w:cs="Times New Roman"/>
               <w:noProof/>
+              <w:szCs w:val="28"/>
             </w:rPr>
           </w:pPr>
           <w:hyperlink w:anchor="_Toc226640920" w:history="1">
@@ -987,54 +1254,70 @@
                 <w:rStyle w:val="af3"/>
                 <w:rFonts w:cs="Times New Roman"/>
                 <w:noProof/>
+                <w:color w:val="000000" w:themeColor="text1"/>
+                <w:szCs w:val="28"/>
               </w:rPr>
               <w:t>2.9. Высокоуровневые риски</w:t>
             </w:r>
             <w:r>
               <w:rPr>
-                <w:noProof/>
-                <w:webHidden/>
+                <w:rFonts w:cs="Times New Roman"/>
+                <w:noProof/>
+                <w:webHidden/>
+                <w:szCs w:val="28"/>
               </w:rPr>
               <w:tab/>
             </w:r>
             <w:r>
               <w:rPr>
-                <w:noProof/>
-                <w:webHidden/>
+                <w:rFonts w:cs="Times New Roman"/>
+                <w:noProof/>
+                <w:webHidden/>
+                <w:szCs w:val="28"/>
               </w:rPr>
               <w:fldChar w:fldCharType="begin"/>
             </w:r>
             <w:r>
               <w:rPr>
-                <w:noProof/>
-                <w:webHidden/>
+                <w:rFonts w:cs="Times New Roman"/>
+                <w:noProof/>
+                <w:webHidden/>
+                <w:szCs w:val="28"/>
               </w:rPr>
               <w:instrText xml:space="preserve"> PAGEREF _Toc226640920 \h </w:instrText>
             </w:r>
             <w:r>
               <w:rPr>
-                <w:noProof/>
-                <w:webHidden/>
-              </w:rPr>
-            </w:r>
-            <w:r>
-              <w:rPr>
-                <w:noProof/>
-                <w:webHidden/>
+                <w:rFonts w:cs="Times New Roman"/>
+                <w:noProof/>
+                <w:webHidden/>
+                <w:szCs w:val="28"/>
+              </w:rPr>
+            </w:r>
+            <w:r>
+              <w:rPr>
+                <w:rFonts w:cs="Times New Roman"/>
+                <w:noProof/>
+                <w:webHidden/>
+                <w:szCs w:val="28"/>
               </w:rPr>
               <w:fldChar w:fldCharType="separate"/>
             </w:r>
             <w:r>
               <w:rPr>
-                <w:noProof/>
-                <w:webHidden/>
+                <w:rFonts w:cs="Times New Roman"/>
+                <w:noProof/>
+                <w:webHidden/>
+                <w:szCs w:val="28"/>
               </w:rPr>
               <w:t>8</w:t>
             </w:r>
             <w:r>
               <w:rPr>
-                <w:noProof/>
-                <w:webHidden/>
+                <w:rFonts w:cs="Times New Roman"/>
+                <w:noProof/>
+                <w:webHidden/>
+                <w:szCs w:val="28"/>
               </w:rPr>
               <w:fldChar w:fldCharType="end"/>
             </w:r>
@@ -1048,10 +1331,9 @@
             </w:tabs>
             <w:spacing w:after="0"/>
             <w:rPr>
-              <w:rFonts w:asciiTheme="minorHAnsi" w:eastAsiaTheme="minorEastAsia" w:hAnsiTheme="minorHAnsi"/>
+              <w:rFonts w:eastAsiaTheme="minorEastAsia" w:cs="Times New Roman"/>
               <w:noProof/>
-              <w:color w:val="auto"/>
-              <w:sz w:val="24"/>
+              <w:szCs w:val="28"/>
               <w:lang w:eastAsia="ru-RU"/>
             </w:rPr>
           </w:pPr>
@@ -1061,54 +1343,70 @@
                 <w:rStyle w:val="af3"/>
                 <w:rFonts w:cs="Times New Roman"/>
                 <w:noProof/>
+                <w:color w:val="000000" w:themeColor="text1"/>
+                <w:szCs w:val="28"/>
               </w:rPr>
               <w:t>Заключение</w:t>
             </w:r>
             <w:r>
               <w:rPr>
-                <w:noProof/>
-                <w:webHidden/>
+                <w:rFonts w:cs="Times New Roman"/>
+                <w:noProof/>
+                <w:webHidden/>
+                <w:szCs w:val="28"/>
               </w:rPr>
               <w:tab/>
             </w:r>
             <w:r>
               <w:rPr>
-                <w:noProof/>
-                <w:webHidden/>
+                <w:rFonts w:cs="Times New Roman"/>
+                <w:noProof/>
+                <w:webHidden/>
+                <w:szCs w:val="28"/>
               </w:rPr>
               <w:fldChar w:fldCharType="begin"/>
             </w:r>
             <w:r>
               <w:rPr>
-                <w:noProof/>
-                <w:webHidden/>
+                <w:rFonts w:cs="Times New Roman"/>
+                <w:noProof/>
+                <w:webHidden/>
+                <w:szCs w:val="28"/>
               </w:rPr>
               <w:instrText xml:space="preserve"> PAGEREF _Toc226640921 \h </w:instrText>
             </w:r>
             <w:r>
               <w:rPr>
-                <w:noProof/>
-                <w:webHidden/>
-              </w:rPr>
-            </w:r>
-            <w:r>
-              <w:rPr>
-                <w:noProof/>
-                <w:webHidden/>
+                <w:rFonts w:cs="Times New Roman"/>
+                <w:noProof/>
+                <w:webHidden/>
+                <w:szCs w:val="28"/>
+              </w:rPr>
+            </w:r>
+            <w:r>
+              <w:rPr>
+                <w:rFonts w:cs="Times New Roman"/>
+                <w:noProof/>
+                <w:webHidden/>
+                <w:szCs w:val="28"/>
               </w:rPr>
               <w:fldChar w:fldCharType="separate"/>
             </w:r>
             <w:r>
               <w:rPr>
-                <w:noProof/>
-                <w:webHidden/>
+                <w:rFonts w:cs="Times New Roman"/>
+                <w:noProof/>
+                <w:webHidden/>
+                <w:szCs w:val="28"/>
               </w:rPr>
               <w:t>9</w:t>
             </w:r>
             <w:r>
               <w:rPr>
-                <w:noProof/>
-                <w:webHidden/>
+                <w:rFonts w:cs="Times New Roman"/>
+                <w:noProof/>
+                <w:webHidden/>
+                <w:szCs w:val="28"/>
               </w:rPr>
               <w:fldChar w:fldCharType="end"/>
             </w:r>
@@ -1122,10 +1420,9 @@
             </w:tabs>
             <w:spacing w:after="0"/>
             <w:rPr>
-              <w:rFonts w:asciiTheme="minorHAnsi" w:eastAsiaTheme="minorEastAsia" w:hAnsiTheme="minorHAnsi"/>
+              <w:rFonts w:eastAsiaTheme="minorEastAsia" w:cs="Times New Roman"/>
               <w:noProof/>
-              <w:color w:val="auto"/>
-              <w:sz w:val="24"/>
+              <w:szCs w:val="28"/>
               <w:lang w:eastAsia="ru-RU"/>
             </w:rPr>
           </w:pPr>
@@ -1135,69 +1432,112 @@
                 <w:rStyle w:val="af3"/>
                 <w:rFonts w:cs="Times New Roman"/>
                 <w:noProof/>
+                <w:color w:val="000000" w:themeColor="text1"/>
+                <w:szCs w:val="28"/>
               </w:rPr>
               <w:t>Список литературы</w:t>
             </w:r>
             <w:r>
               <w:rPr>
-                <w:noProof/>
-                <w:webHidden/>
+                <w:rFonts w:cs="Times New Roman"/>
+                <w:noProof/>
+                <w:webHidden/>
+                <w:szCs w:val="28"/>
               </w:rPr>
               <w:tab/>
             </w:r>
             <w:r>
               <w:rPr>
-                <w:noProof/>
-                <w:webHidden/>
+                <w:rFonts w:cs="Times New Roman"/>
+                <w:noProof/>
+                <w:webHidden/>
+                <w:szCs w:val="28"/>
               </w:rPr>
               <w:fldChar w:fldCharType="begin"/>
             </w:r>
             <w:r>
               <w:rPr>
-                <w:noProof/>
-                <w:webHidden/>
+                <w:rFonts w:cs="Times New Roman"/>
+                <w:noProof/>
+                <w:webHidden/>
+                <w:szCs w:val="28"/>
               </w:rPr>
               <w:instrText xml:space="preserve"> PAGEREF _Toc226640922 \h </w:instrText>
             </w:r>
             <w:r>
               <w:rPr>
-                <w:noProof/>
-                <w:webHidden/>
-              </w:rPr>
-            </w:r>
-            <w:r>
-              <w:rPr>
-                <w:noProof/>
-                <w:webHidden/>
+                <w:rFonts w:cs="Times New Roman"/>
+                <w:noProof/>
+                <w:webHidden/>
+                <w:szCs w:val="28"/>
+              </w:rPr>
+            </w:r>
+            <w:r>
+              <w:rPr>
+                <w:rFonts w:cs="Times New Roman"/>
+                <w:noProof/>
+                <w:webHidden/>
+                <w:szCs w:val="28"/>
               </w:rPr>
               <w:fldChar w:fldCharType="separate"/>
             </w:r>
             <w:r>
               <w:rPr>
-                <w:noProof/>
-                <w:webHidden/>
+                <w:rFonts w:cs="Times New Roman"/>
+                <w:noProof/>
+                <w:webHidden/>
+                <w:szCs w:val="28"/>
               </w:rPr>
               <w:t>10</w:t>
             </w:r>
             <w:r>
               <w:rPr>
-                <w:noProof/>
-                <w:webHidden/>
+                <w:rFonts w:cs="Times New Roman"/>
+                <w:noProof/>
+                <w:webHidden/>
+                <w:szCs w:val="28"/>
               </w:rPr>
               <w:fldChar w:fldCharType="end"/>
             </w:r>
           </w:hyperlink>
         </w:p>
         <w:p>
+          <w:pPr>
+            <w:rPr>
+              <w:rFonts w:cs="Times New Roman"/>
+              <w:szCs w:val="28"/>
+            </w:rPr>
+          </w:pPr>
           <w:r>
+            <w:rPr>
+              <w:rFonts w:cs="Times New Roman"/>
+              <w:szCs w:val="28"/>
+            </w:rPr>
             <w:fldChar w:fldCharType="end"/>
           </w:r>
         </w:p>
       </w:sdtContent>
     </w:sdt>
-    <w:p/>
-    <w:p>
-      <w:r>
+    <w:p>
+      <w:pPr>
+        <w:rPr>
+          <w:rFonts w:cs="Times New Roman"/>
+          <w:szCs w:val="28"/>
+        </w:rPr>
+      </w:pPr>
+    </w:p>
+    <w:p>
+      <w:pPr>
+        <w:rPr>
+          <w:rFonts w:cs="Times New Roman"/>
+          <w:szCs w:val="28"/>
+        </w:rPr>
+      </w:pPr>
+      <w:r>
+        <w:rPr>
+          <w:rFonts w:cs="Times New Roman"/>
+          <w:szCs w:val="28"/>
+        </w:rPr>
         <w:br w:type="page"/>
       </w:r>
     </w:p>
@@ -1228,17 +1568,47 @@
       <w:bookmarkEnd w:id="0"/>
     </w:p>
     <w:p>
-      <w:r>
+      <w:pPr>
+        <w:rPr>
+          <w:rFonts w:cs="Times New Roman"/>
+          <w:szCs w:val="28"/>
+        </w:rPr>
+      </w:pPr>
+      <w:r>
+        <w:rPr>
+          <w:rFonts w:cs="Times New Roman"/>
+          <w:szCs w:val="28"/>
+        </w:rPr>
         <w:t>Современное информационное пространство характеризуется лавинообразным ростом видеоконтента, значительная часть которого содержит недостоверные сведения. Распространение нейросетевых технологий, в частности генерации дипфейков, привело к качественному скачку в скорости и реалистичности создания фейковых видео. Сложившаяся ситуация порождает кризис доверия: пользователи и средства массовой информации невольно тиражируют ложные утверждения, поскольку существующие механизмы верификации не успевают за темпами генерации нового контента.</w:t>
       </w:r>
     </w:p>
     <w:p>
-      <w:r>
+      <w:pPr>
+        <w:rPr>
+          <w:rFonts w:cs="Times New Roman"/>
+          <w:szCs w:val="28"/>
+        </w:rPr>
+      </w:pPr>
+      <w:r>
+        <w:rPr>
+          <w:rFonts w:cs="Times New Roman"/>
+          <w:szCs w:val="28"/>
+        </w:rPr>
         <w:t>Особую остроту проблема приобретает в связи с высокими временными затратами на ручную проверку. Как показывает практика, фактчекинг одного видеоролика средней продолжительности занимает около 30 минут, что делает оперативное реагирование в условиях информационного взрыва практически невозможным. Таким образом, актуальность настоящего исследования обусловлена необходимостью разработки автоматизированного инструмента, способного в реальном времени оценивать достоверность речевых утверждений в видеоматериалах.</w:t>
       </w:r>
     </w:p>
     <w:p>
-      <w:r>
+      <w:pPr>
+        <w:rPr>
+          <w:rFonts w:cs="Times New Roman"/>
+          <w:szCs w:val="28"/>
+        </w:rPr>
+      </w:pPr>
+      <w:r>
+        <w:rPr>
+          <w:rFonts w:cs="Times New Roman"/>
+          <w:szCs w:val="28"/>
+        </w:rPr>
         <w:br w:type="page"/>
       </w:r>
     </w:p>
@@ -1297,7 +1667,17 @@
       <w:bookmarkEnd w:id="2"/>
     </w:p>
     <w:p>
-      <w:r>
+      <w:pPr>
+        <w:rPr>
+          <w:rFonts w:cs="Times New Roman"/>
+          <w:szCs w:val="28"/>
+        </w:rPr>
+      </w:pPr>
+      <w:r>
+        <w:rPr>
+          <w:rFonts w:cs="Times New Roman"/>
+          <w:szCs w:val="28"/>
+        </w:rPr>
         <w:t>Современное информационное общество столкнулось с парадоксом: пользователи и СМИ всё чаще доверяют источникам, которые сами опираются на недостоверные данные. Издания ссылаются на сомнительные блоги, блогеры — на фальшивые исследования, а алгоритмы рекомендаций замыкают этот круг. В результате формируются устойчивые цепочки дезинформации, где ложь многократно тиражируется, приобретая видимость правды. Доверие как ключевой ресурс коммуникации обесценивается, а традиционные механизмы факт-чекинга не успевают разрывать эти цепи.</w:t>
       </w:r>
     </w:p>
@@ -1329,7 +1709,17 @@
       <w:bookmarkEnd w:id="3"/>
     </w:p>
     <w:p>
-      <w:r>
+      <w:pPr>
+        <w:rPr>
+          <w:rFonts w:cs="Times New Roman"/>
+          <w:szCs w:val="28"/>
+        </w:rPr>
+      </w:pPr>
+      <w:r>
+        <w:rPr>
+          <w:rFonts w:cs="Times New Roman"/>
+          <w:szCs w:val="28"/>
+        </w:rPr>
         <w:t>Профессиональная верификация видеоконтента требует значительных ресурсов. По данным отраслевых исследований, ручная проверка фактов в одном видео продолжительностью 10–15 минут занимает в среднем 30 минут. Это делает оперативное реагирование практически невозможным: к моменту завершения проверки ролик может уже набрать миллионы просмотров и породить десятки производных фейков. В условиях новостной повестки, где счёт идёт на минуты, ручной труд становится критическим узким местом, не позволяющим обеспечить качественную модерацию в реальном времени.</w:t>
       </w:r>
     </w:p>
@@ -1361,10 +1751,24 @@
       <w:bookmarkEnd w:id="4"/>
     </w:p>
     <w:p>
-      <w:r>
+      <w:pPr>
+        <w:rPr>
+          <w:rFonts w:cs="Times New Roman"/>
+          <w:szCs w:val="28"/>
+        </w:rPr>
+      </w:pPr>
+      <w:r>
+        <w:rPr>
+          <w:rFonts w:cs="Times New Roman"/>
+          <w:szCs w:val="28"/>
+        </w:rPr>
         <w:t xml:space="preserve">Развитие нейросетей и генеративных моделей (дипфейки, синтез речи, автоматическое создание сценариев) привело к лавинообразному росту недостоверного видеоконтента. Если раньше создание качественного фейка требовало профессиональных навыков и времени, то сегодня любой пользователь может сгенерировать убедительное ложное видео за считанные минуты. Темпы роста такого контента опережают возможности ручной и даже автоматизированной модерации в геометрической прогрессии. Возникает асимметрия: злоумышленники вооружились ИИ, а защитные механизмы остаются на прежнем уровне, что создаёт реальную угрозу информационной безопасности. </w:t>
       </w:r>
       <w:r>
+        <w:rPr>
+          <w:rFonts w:cs="Times New Roman"/>
+          <w:szCs w:val="28"/>
+        </w:rPr>
         <w:br w:type="page"/>
       </w:r>
     </w:p>
@@ -1420,23 +1824,49 @@
       <w:bookmarkEnd w:id="6"/>
     </w:p>
     <w:p>
-      <w:r>
+      <w:pPr>
+        <w:rPr>
+          <w:rFonts w:cs="Times New Roman"/>
+          <w:szCs w:val="28"/>
+        </w:rPr>
+      </w:pPr>
+      <w:r>
+        <w:rPr>
+          <w:rFonts w:cs="Times New Roman"/>
+          <w:szCs w:val="28"/>
+        </w:rPr>
         <w:t xml:space="preserve">Создание сервиса, в который можно загрузить видео длительностью до 20 минут. Модель </w:t>
       </w:r>
       <w:proofErr w:type="spellStart"/>
       <w:r>
+        <w:rPr>
+          <w:rFonts w:cs="Times New Roman"/>
+          <w:szCs w:val="28"/>
+        </w:rPr>
         <w:t>Speech</w:t>
       </w:r>
       <w:proofErr w:type="spellEnd"/>
       <w:r>
+        <w:rPr>
+          <w:rFonts w:cs="Times New Roman"/>
+          <w:szCs w:val="28"/>
+        </w:rPr>
         <w:t>-</w:t>
       </w:r>
       <w:proofErr w:type="spellStart"/>
       <w:r>
+        <w:rPr>
+          <w:rFonts w:cs="Times New Roman"/>
+          <w:szCs w:val="28"/>
+        </w:rPr>
         <w:t>to</w:t>
       </w:r>
       <w:proofErr w:type="spellEnd"/>
       <w:r>
+        <w:rPr>
+          <w:rFonts w:cs="Times New Roman"/>
+          <w:szCs w:val="28"/>
+        </w:rPr>
         <w:t>-Text извлекает речь и передаёт текст на вход модели фактчекинга. Далее проводится поиск информации, подтверждающей или опровергающей данное утверждение. В итоге выводится вероятность фейка и аргументированные доказательства.</w:t>
       </w:r>
     </w:p>
@@ -1466,7 +1896,17 @@
       <w:bookmarkEnd w:id="7"/>
     </w:p>
     <w:p>
-      <w:r>
+      <w:pPr>
+        <w:rPr>
+          <w:rFonts w:cs="Times New Roman"/>
+          <w:szCs w:val="28"/>
+        </w:rPr>
+      </w:pPr>
+      <w:r>
+        <w:rPr>
+          <w:rFonts w:cs="Times New Roman"/>
+          <w:szCs w:val="28"/>
+        </w:rPr>
         <w:t>К 1 июля 2027 года создать и внедрить инструмент для автоматической верификации речевых утверждений в видеороликах (длительностью до 20 минут), сократив среднее время проверки одного утверждения с 30 минут до 1 минуты.</w:t>
       </w:r>
     </w:p>
@@ -1496,7 +1936,17 @@
       <w:bookmarkEnd w:id="8"/>
     </w:p>
     <w:p>
-      <w:r>
+      <w:pPr>
+        <w:rPr>
+          <w:rFonts w:cs="Times New Roman"/>
+          <w:szCs w:val="28"/>
+        </w:rPr>
+      </w:pPr>
+      <w:r>
+        <w:rPr>
+          <w:rFonts w:cs="Times New Roman"/>
+          <w:szCs w:val="28"/>
+        </w:rPr>
         <w:t>Цель соответствует критериям SMART. Конкретность: проверяются именно речевые утверждения (с помощью STT) в видео формата до 20 минут. Измеримость: сокращение времени в 30 раз (с 30 до 1 минуты) легко замерить секундомером. Достижимость: используемый стек (Python, SQL, NLP) и поддержка CUDA позволяют реализовать высокоскоростную обработку данных. Актуальность: нейросети генерируют фейковое видео в геометрической прогрессии, поэтому инструмент защиты критически необходим рынку. Ограничение по времени: 1 июля 2027 года.</w:t>
       </w:r>
     </w:p>
@@ -1526,15 +1976,33 @@
       <w:bookmarkEnd w:id="9"/>
     </w:p>
     <w:p>
-      <w:r>
+      <w:pPr>
+        <w:rPr>
+          <w:rFonts w:cs="Times New Roman"/>
+          <w:szCs w:val="28"/>
+        </w:rPr>
+      </w:pPr>
+      <w:r>
+        <w:rPr>
+          <w:rFonts w:cs="Times New Roman"/>
+          <w:szCs w:val="28"/>
+        </w:rPr>
         <w:t xml:space="preserve">Цель также отвечает критериям PURE. Позитивность: мы формулируем цель как «создание инструмента» для помощи людям, а не как «борьбу» или «удаление» чего-либо. Понятность: логика прозрачна для любого стейкхолдера (видео → </w:t>
       </w:r>
       <w:proofErr w:type="spellStart"/>
       <w:r>
+        <w:rPr>
+          <w:rFonts w:cs="Times New Roman"/>
+          <w:szCs w:val="28"/>
+        </w:rPr>
         <w:t>фактчекер</w:t>
       </w:r>
       <w:proofErr w:type="spellEnd"/>
       <w:r>
+        <w:rPr>
+          <w:rFonts w:cs="Times New Roman"/>
+          <w:szCs w:val="28"/>
+        </w:rPr>
         <w:t xml:space="preserve"> → вероятность фейка и аргументы). Релевантность: проект напрямую развивает навыки в ML и отвечает глобальному вызову эпохи дипфейков. Этичность: инструмент не является цензором; это агрегатор доказательств, который приводит аргументы «за» и «против», оставляя выбор за человеком.</w:t>
       </w:r>
     </w:p>
@@ -1565,15 +2033,33 @@
       <w:bookmarkEnd w:id="10"/>
     </w:p>
     <w:p>
-      <w:r>
+      <w:pPr>
+        <w:rPr>
+          <w:rFonts w:cs="Times New Roman"/>
+          <w:szCs w:val="28"/>
+        </w:rPr>
+      </w:pPr>
+      <w:r>
+        <w:rPr>
+          <w:rFonts w:cs="Times New Roman"/>
+          <w:szCs w:val="28"/>
+        </w:rPr>
         <w:t xml:space="preserve">Кроме того, цель соответствует критериям CLEAR. Совместная работа: проект работает на информационную гигиену общества, объединяя экспертов и пользователей в поиске истины. Законность: разработка ведётся с соблюдением авторских прав на видеоконтент и правил платформ (YouTube API и др.). Безвредность: обеспечивается непредвзятость алгоритма — система не навязывает мнение, а показывает факты с обеих сторон. Уместность: возможность быстрой проверки огромного массива данных — это единственный адекватный ответ на скорость распространения фейков. </w:t>
       </w:r>
       <w:proofErr w:type="spellStart"/>
       <w:r>
+        <w:rPr>
+          <w:rFonts w:cs="Times New Roman"/>
+          <w:szCs w:val="28"/>
+        </w:rPr>
         <w:t>Записанность</w:t>
       </w:r>
       <w:proofErr w:type="spellEnd"/>
       <w:r>
+        <w:rPr>
+          <w:rFonts w:cs="Times New Roman"/>
+          <w:szCs w:val="28"/>
+        </w:rPr>
         <w:t>: цель официально зафиксирована в Уставе проекта, что гарантирует фокус команды на результате.</w:t>
       </w:r>
     </w:p>
@@ -1603,71 +2089,145 @@
       <w:bookmarkEnd w:id="11"/>
     </w:p>
     <w:p>
-      <w:r>
+      <w:pPr>
+        <w:rPr>
+          <w:rFonts w:cs="Times New Roman"/>
+          <w:szCs w:val="28"/>
+        </w:rPr>
+      </w:pPr>
+      <w:r>
+        <w:rPr>
+          <w:rFonts w:cs="Times New Roman"/>
+          <w:szCs w:val="28"/>
+        </w:rPr>
         <w:t>Участники: один человек (</w:t>
       </w:r>
       <w:proofErr w:type="spellStart"/>
       <w:r>
+        <w:rPr>
+          <w:rFonts w:cs="Times New Roman"/>
+          <w:szCs w:val="28"/>
+        </w:rPr>
         <w:t>Lead</w:t>
       </w:r>
       <w:proofErr w:type="spellEnd"/>
       <w:r>
+        <w:rPr>
+          <w:rFonts w:cs="Times New Roman"/>
+          <w:szCs w:val="28"/>
+        </w:rPr>
         <w:t xml:space="preserve"> Developer/</w:t>
       </w:r>
       <w:proofErr w:type="spellStart"/>
       <w:r>
+        <w:rPr>
+          <w:rFonts w:cs="Times New Roman"/>
+          <w:szCs w:val="28"/>
+        </w:rPr>
         <w:t>Researcher</w:t>
       </w:r>
       <w:proofErr w:type="spellEnd"/>
       <w:r>
+        <w:rPr>
+          <w:rFonts w:cs="Times New Roman"/>
+          <w:szCs w:val="28"/>
+        </w:rPr>
         <w:t xml:space="preserve">), который совмещает роли PM, ML-инженера и </w:t>
       </w:r>
       <w:proofErr w:type="spellStart"/>
       <w:r>
+        <w:rPr>
+          <w:rFonts w:cs="Times New Roman"/>
+          <w:szCs w:val="28"/>
+        </w:rPr>
         <w:t>backend</w:t>
       </w:r>
       <w:proofErr w:type="spellEnd"/>
       <w:r>
+        <w:rPr>
+          <w:rFonts w:cs="Times New Roman"/>
+          <w:szCs w:val="28"/>
+        </w:rPr>
         <w:t xml:space="preserve">-разработчика для минимизации затрат. Инфраструктура: использование домашних мощностей (GPU с поддержкой CUDA) и бесплатных </w:t>
       </w:r>
       <w:proofErr w:type="spellStart"/>
       <w:r>
+        <w:rPr>
+          <w:rFonts w:cs="Times New Roman"/>
+          <w:szCs w:val="28"/>
+        </w:rPr>
         <w:t>open-source</w:t>
       </w:r>
       <w:proofErr w:type="spellEnd"/>
       <w:r>
+        <w:rPr>
+          <w:rFonts w:cs="Times New Roman"/>
+          <w:szCs w:val="28"/>
+        </w:rPr>
         <w:t xml:space="preserve"> моделей (</w:t>
       </w:r>
       <w:proofErr w:type="spellStart"/>
       <w:r>
+        <w:rPr>
+          <w:rFonts w:cs="Times New Roman"/>
+          <w:szCs w:val="28"/>
+        </w:rPr>
         <w:t>Whisper</w:t>
       </w:r>
       <w:proofErr w:type="spellEnd"/>
       <w:r>
+        <w:rPr>
+          <w:rFonts w:cs="Times New Roman"/>
+          <w:szCs w:val="28"/>
+        </w:rPr>
         <w:t xml:space="preserve">, </w:t>
       </w:r>
       <w:proofErr w:type="spellStart"/>
       <w:r>
+        <w:rPr>
+          <w:rFonts w:cs="Times New Roman"/>
+          <w:szCs w:val="28"/>
+        </w:rPr>
         <w:t>Llama</w:t>
       </w:r>
       <w:proofErr w:type="spellEnd"/>
       <w:r>
+        <w:rPr>
+          <w:rFonts w:cs="Times New Roman"/>
+          <w:szCs w:val="28"/>
+        </w:rPr>
         <w:t xml:space="preserve"> 3/</w:t>
       </w:r>
       <w:proofErr w:type="spellStart"/>
       <w:r>
+        <w:rPr>
+          <w:rFonts w:cs="Times New Roman"/>
+          <w:szCs w:val="28"/>
+        </w:rPr>
         <w:t>Mistral</w:t>
       </w:r>
       <w:proofErr w:type="spellEnd"/>
       <w:r>
+        <w:rPr>
+          <w:rFonts w:cs="Times New Roman"/>
+          <w:szCs w:val="28"/>
+        </w:rPr>
         <w:t xml:space="preserve">). Бюджет идёт на оплату API поисковых систем (например, </w:t>
       </w:r>
       <w:proofErr w:type="spellStart"/>
       <w:r>
+        <w:rPr>
+          <w:rFonts w:cs="Times New Roman"/>
+          <w:szCs w:val="28"/>
+        </w:rPr>
         <w:t>Serper</w:t>
       </w:r>
       <w:proofErr w:type="spellEnd"/>
       <w:r>
+        <w:rPr>
+          <w:rFonts w:cs="Times New Roman"/>
+          <w:szCs w:val="28"/>
+        </w:rPr>
         <w:t>) и аренду облачного сервера для хостинга интерфейса на 3–6 месяцев.</w:t>
       </w:r>
     </w:p>
@@ -1675,21 +2235,47 @@
       <w:pPr>
         <w:ind w:firstLine="0"/>
         <w:jc w:val="center"/>
-      </w:pPr>
-      <w:r>
+        <w:rPr>
+          <w:rFonts w:cs="Times New Roman"/>
+          <w:szCs w:val="28"/>
+        </w:rPr>
+      </w:pPr>
+      <w:r>
+        <w:rPr>
+          <w:rFonts w:cs="Times New Roman"/>
+          <w:szCs w:val="28"/>
+        </w:rPr>
         <w:t>2.7. Высокоуровневые требования</w:t>
       </w:r>
     </w:p>
     <w:p>
-      <w:r>
+      <w:pPr>
+        <w:rPr>
+          <w:rFonts w:cs="Times New Roman"/>
+          <w:szCs w:val="28"/>
+        </w:rPr>
+      </w:pPr>
+      <w:r>
+        <w:rPr>
+          <w:rFonts w:cs="Times New Roman"/>
+          <w:szCs w:val="28"/>
+        </w:rPr>
         <w:t>Функциональные: загрузка видео или ссылки → извлечение текста (STT) → поиск совпадений в открытых источниках (Google, Wikipedia) → вывод вердикта со ссылками. Нефункциональные: обработка 20-минутного ролика в пределах 1 минуты на локальном GPU; точность распознавания речи не ниже 90%.</w:t>
       </w:r>
     </w:p>
     <w:p>
       <w:pPr>
         <w:jc w:val="right"/>
-      </w:pPr>
-      <w:r>
+        <w:rPr>
+          <w:rFonts w:cs="Times New Roman"/>
+          <w:szCs w:val="28"/>
+        </w:rPr>
+      </w:pPr>
+      <w:r>
+        <w:rPr>
+          <w:rFonts w:cs="Times New Roman"/>
+          <w:szCs w:val="28"/>
+        </w:rPr>
         <w:t>Таблица 1</w:t>
       </w:r>
     </w:p>
@@ -1701,10 +2287,10 @@
         <w:tblLook w:val="04A0" w:firstRow="1" w:lastRow="0" w:firstColumn="1" w:lastColumn="0" w:noHBand="0" w:noVBand="1"/>
       </w:tblPr>
       <w:tblGrid>
-        <w:gridCol w:w="1211"/>
-        <w:gridCol w:w="4199"/>
-        <w:gridCol w:w="1954"/>
-        <w:gridCol w:w="2264"/>
+        <w:gridCol w:w="1193"/>
+        <w:gridCol w:w="4053"/>
+        <w:gridCol w:w="2018"/>
+        <w:gridCol w:w="2364"/>
       </w:tblGrid>
       <w:tr>
         <w:trPr>
@@ -1719,14 +2305,14 @@
             <w:pPr>
               <w:jc w:val="center"/>
               <w:rPr>
-                <w:sz w:val="24"/>
-                <w:szCs w:val="22"/>
+                <w:rFonts w:cs="Times New Roman"/>
+                <w:szCs w:val="28"/>
               </w:rPr>
             </w:pPr>
             <w:r>
               <w:rPr>
-                <w:sz w:val="24"/>
-                <w:szCs w:val="22"/>
+                <w:rFonts w:cs="Times New Roman"/>
+                <w:szCs w:val="28"/>
               </w:rPr>
               <w:t>№</w:t>
             </w:r>
@@ -1741,14 +2327,14 @@
             <w:pPr>
               <w:jc w:val="center"/>
               <w:rPr>
-                <w:sz w:val="24"/>
-                <w:szCs w:val="22"/>
+                <w:rFonts w:cs="Times New Roman"/>
+                <w:szCs w:val="28"/>
               </w:rPr>
             </w:pPr>
             <w:r>
               <w:rPr>
-                <w:sz w:val="24"/>
-                <w:szCs w:val="22"/>
+                <w:rFonts w:cs="Times New Roman"/>
+                <w:szCs w:val="28"/>
               </w:rPr>
               <w:t>Показатель</w:t>
             </w:r>
@@ -1763,14 +2349,14 @@
             <w:pPr>
               <w:jc w:val="center"/>
               <w:rPr>
-                <w:sz w:val="24"/>
-                <w:szCs w:val="22"/>
+                <w:rFonts w:cs="Times New Roman"/>
+                <w:szCs w:val="28"/>
               </w:rPr>
             </w:pPr>
             <w:r>
               <w:rPr>
-                <w:sz w:val="24"/>
-                <w:szCs w:val="22"/>
+                <w:rFonts w:cs="Times New Roman"/>
+                <w:szCs w:val="28"/>
               </w:rPr>
               <w:t>Значение</w:t>
             </w:r>
@@ -1785,14 +2371,14 @@
             <w:pPr>
               <w:jc w:val="center"/>
               <w:rPr>
-                <w:sz w:val="24"/>
-                <w:szCs w:val="22"/>
+                <w:rFonts w:cs="Times New Roman"/>
+                <w:szCs w:val="28"/>
               </w:rPr>
             </w:pPr>
             <w:r>
               <w:rPr>
-                <w:sz w:val="24"/>
-                <w:szCs w:val="22"/>
+                <w:rFonts w:cs="Times New Roman"/>
+                <w:szCs w:val="28"/>
               </w:rPr>
               <w:t>Отклонение</w:t>
             </w:r>
@@ -1812,14 +2398,14 @@
             <w:pPr>
               <w:jc w:val="center"/>
               <w:rPr>
-                <w:sz w:val="24"/>
-                <w:szCs w:val="22"/>
+                <w:rFonts w:cs="Times New Roman"/>
+                <w:szCs w:val="28"/>
               </w:rPr>
             </w:pPr>
             <w:r>
               <w:rPr>
-                <w:sz w:val="24"/>
-                <w:szCs w:val="22"/>
+                <w:rFonts w:cs="Times New Roman"/>
+                <w:szCs w:val="28"/>
               </w:rPr>
               <w:t>1</w:t>
             </w:r>
@@ -1834,14 +2420,14 @@
             <w:pPr>
               <w:jc w:val="center"/>
               <w:rPr>
-                <w:sz w:val="24"/>
-                <w:szCs w:val="22"/>
+                <w:rFonts w:cs="Times New Roman"/>
+                <w:szCs w:val="28"/>
               </w:rPr>
             </w:pPr>
             <w:r>
               <w:rPr>
-                <w:sz w:val="24"/>
-                <w:szCs w:val="22"/>
+                <w:rFonts w:cs="Times New Roman"/>
+                <w:szCs w:val="28"/>
               </w:rPr>
               <w:t>Уровень тревожности (баллы)</w:t>
             </w:r>
@@ -1856,14 +2442,14 @@
             <w:pPr>
               <w:jc w:val="center"/>
               <w:rPr>
-                <w:sz w:val="24"/>
-                <w:szCs w:val="22"/>
+                <w:rFonts w:cs="Times New Roman"/>
+                <w:szCs w:val="28"/>
               </w:rPr>
             </w:pPr>
             <w:r>
               <w:rPr>
-                <w:sz w:val="24"/>
-                <w:szCs w:val="22"/>
+                <w:rFonts w:cs="Times New Roman"/>
+                <w:szCs w:val="28"/>
               </w:rPr>
               <w:t>25,3</w:t>
             </w:r>
@@ -1878,14 +2464,14 @@
             <w:pPr>
               <w:jc w:val="center"/>
               <w:rPr>
-                <w:sz w:val="24"/>
-                <w:szCs w:val="22"/>
+                <w:rFonts w:cs="Times New Roman"/>
+                <w:szCs w:val="28"/>
               </w:rPr>
             </w:pPr>
             <w:r>
               <w:rPr>
-                <w:sz w:val="24"/>
-                <w:szCs w:val="22"/>
+                <w:rFonts w:cs="Times New Roman"/>
+                <w:szCs w:val="28"/>
               </w:rPr>
               <w:t>+2,1</w:t>
             </w:r>
@@ -1905,14 +2491,14 @@
             <w:pPr>
               <w:jc w:val="center"/>
               <w:rPr>
-                <w:sz w:val="24"/>
-                <w:szCs w:val="22"/>
+                <w:rFonts w:cs="Times New Roman"/>
+                <w:szCs w:val="28"/>
               </w:rPr>
             </w:pPr>
             <w:r>
               <w:rPr>
-                <w:sz w:val="24"/>
-                <w:szCs w:val="22"/>
+                <w:rFonts w:cs="Times New Roman"/>
+                <w:szCs w:val="28"/>
               </w:rPr>
               <w:t>2</w:t>
             </w:r>
@@ -1927,14 +2513,14 @@
             <w:pPr>
               <w:jc w:val="center"/>
               <w:rPr>
-                <w:sz w:val="24"/>
-                <w:szCs w:val="22"/>
+                <w:rFonts w:cs="Times New Roman"/>
+                <w:szCs w:val="28"/>
               </w:rPr>
             </w:pPr>
             <w:r>
               <w:rPr>
-                <w:sz w:val="24"/>
-                <w:szCs w:val="22"/>
+                <w:rFonts w:cs="Times New Roman"/>
+                <w:szCs w:val="28"/>
               </w:rPr>
               <w:t>Самооценка (баллы)</w:t>
             </w:r>
@@ -1949,14 +2535,14 @@
             <w:pPr>
               <w:jc w:val="center"/>
               <w:rPr>
-                <w:sz w:val="24"/>
-                <w:szCs w:val="22"/>
+                <w:rFonts w:cs="Times New Roman"/>
+                <w:szCs w:val="28"/>
               </w:rPr>
             </w:pPr>
             <w:r>
               <w:rPr>
-                <w:sz w:val="24"/>
-                <w:szCs w:val="22"/>
+                <w:rFonts w:cs="Times New Roman"/>
+                <w:szCs w:val="28"/>
               </w:rPr>
               <w:t>68,5</w:t>
             </w:r>
@@ -1971,14 +2557,14 @@
             <w:pPr>
               <w:jc w:val="center"/>
               <w:rPr>
-                <w:sz w:val="24"/>
-                <w:szCs w:val="22"/>
+                <w:rFonts w:cs="Times New Roman"/>
+                <w:szCs w:val="28"/>
               </w:rPr>
             </w:pPr>
             <w:r>
               <w:rPr>
-                <w:sz w:val="24"/>
-                <w:szCs w:val="22"/>
+                <w:rFonts w:cs="Times New Roman"/>
+                <w:szCs w:val="28"/>
               </w:rPr>
               <w:t>-3,2</w:t>
             </w:r>
@@ -1998,15 +2584,16 @@
             <w:pPr>
               <w:jc w:val="center"/>
               <w:rPr>
-                <w:sz w:val="24"/>
-                <w:szCs w:val="22"/>
+                <w:rFonts w:cs="Times New Roman"/>
+                <w:szCs w:val="28"/>
               </w:rPr>
             </w:pPr>
             <w:r>
               <w:rPr>
-                <w:sz w:val="24"/>
-                <w:szCs w:val="22"/>
-              </w:rPr>
+                <w:rFonts w:cs="Times New Roman"/>
+                <w:szCs w:val="28"/>
+              </w:rPr>
+              <w:lastRenderedPageBreak/>
               <w:t>3</w:t>
             </w:r>
           </w:p>
@@ -2020,14 +2607,14 @@
             <w:pPr>
               <w:jc w:val="center"/>
               <w:rPr>
-                <w:sz w:val="24"/>
-                <w:szCs w:val="22"/>
+                <w:rFonts w:cs="Times New Roman"/>
+                <w:szCs w:val="28"/>
               </w:rPr>
             </w:pPr>
             <w:r>
               <w:rPr>
-                <w:sz w:val="24"/>
-                <w:szCs w:val="22"/>
+                <w:rFonts w:cs="Times New Roman"/>
+                <w:szCs w:val="28"/>
               </w:rPr>
               <w:t>Мотивация достижения</w:t>
             </w:r>
@@ -2042,14 +2629,14 @@
             <w:pPr>
               <w:jc w:val="center"/>
               <w:rPr>
-                <w:sz w:val="24"/>
-                <w:szCs w:val="22"/>
+                <w:rFonts w:cs="Times New Roman"/>
+                <w:szCs w:val="28"/>
               </w:rPr>
             </w:pPr>
             <w:r>
               <w:rPr>
-                <w:sz w:val="24"/>
-                <w:szCs w:val="22"/>
+                <w:rFonts w:cs="Times New Roman"/>
+                <w:szCs w:val="28"/>
               </w:rPr>
               <w:t>42,7</w:t>
             </w:r>
@@ -2064,14 +2651,14 @@
             <w:pPr>
               <w:jc w:val="center"/>
               <w:rPr>
-                <w:sz w:val="24"/>
-                <w:szCs w:val="22"/>
+                <w:rFonts w:cs="Times New Roman"/>
+                <w:szCs w:val="28"/>
               </w:rPr>
             </w:pPr>
             <w:r>
               <w:rPr>
-                <w:sz w:val="24"/>
-                <w:szCs w:val="22"/>
+                <w:rFonts w:cs="Times New Roman"/>
+                <w:szCs w:val="28"/>
               </w:rPr>
               <w:t>+1,8</w:t>
             </w:r>
@@ -2091,14 +2678,14 @@
             <w:pPr>
               <w:jc w:val="center"/>
               <w:rPr>
-                <w:sz w:val="24"/>
-                <w:szCs w:val="22"/>
+                <w:rFonts w:cs="Times New Roman"/>
+                <w:szCs w:val="28"/>
               </w:rPr>
             </w:pPr>
             <w:r>
               <w:rPr>
-                <w:sz w:val="24"/>
-                <w:szCs w:val="22"/>
+                <w:rFonts w:cs="Times New Roman"/>
+                <w:szCs w:val="28"/>
               </w:rPr>
               <w:t>4</w:t>
             </w:r>
@@ -2113,14 +2700,14 @@
             <w:pPr>
               <w:jc w:val="center"/>
               <w:rPr>
-                <w:sz w:val="24"/>
-                <w:szCs w:val="22"/>
+                <w:rFonts w:cs="Times New Roman"/>
+                <w:szCs w:val="28"/>
               </w:rPr>
             </w:pPr>
             <w:r>
               <w:rPr>
-                <w:sz w:val="24"/>
-                <w:szCs w:val="22"/>
+                <w:rFonts w:cs="Times New Roman"/>
+                <w:szCs w:val="28"/>
               </w:rPr>
               <w:t>Стрессоустойчивость</w:t>
             </w:r>
@@ -2135,14 +2722,14 @@
             <w:pPr>
               <w:jc w:val="center"/>
               <w:rPr>
-                <w:sz w:val="24"/>
-                <w:szCs w:val="22"/>
+                <w:rFonts w:cs="Times New Roman"/>
+                <w:szCs w:val="28"/>
               </w:rPr>
             </w:pPr>
             <w:r>
               <w:rPr>
-                <w:sz w:val="24"/>
-                <w:szCs w:val="22"/>
+                <w:rFonts w:cs="Times New Roman"/>
+                <w:szCs w:val="28"/>
               </w:rPr>
               <w:t>73,2</w:t>
             </w:r>
@@ -2157,14 +2744,14 @@
             <w:pPr>
               <w:jc w:val="center"/>
               <w:rPr>
-                <w:sz w:val="24"/>
-                <w:szCs w:val="22"/>
+                <w:rFonts w:cs="Times New Roman"/>
+                <w:szCs w:val="28"/>
               </w:rPr>
             </w:pPr>
             <w:r>
               <w:rPr>
-                <w:sz w:val="24"/>
-                <w:szCs w:val="22"/>
+                <w:rFonts w:cs="Times New Roman"/>
+                <w:szCs w:val="28"/>
               </w:rPr>
               <w:t>+5,4</w:t>
             </w:r>
@@ -2184,16 +2771,15 @@
             <w:pPr>
               <w:jc w:val="center"/>
               <w:rPr>
-                <w:sz w:val="24"/>
-                <w:szCs w:val="22"/>
+                <w:rFonts w:cs="Times New Roman"/>
+                <w:szCs w:val="28"/>
               </w:rPr>
             </w:pPr>
             <w:r>
               <w:rPr>
-                <w:sz w:val="24"/>
-                <w:szCs w:val="22"/>
-              </w:rPr>
-              <w:lastRenderedPageBreak/>
+                <w:rFonts w:cs="Times New Roman"/>
+                <w:szCs w:val="28"/>
+              </w:rPr>
               <w:t>5</w:t>
             </w:r>
           </w:p>
@@ -2207,14 +2793,14 @@
             <w:pPr>
               <w:jc w:val="center"/>
               <w:rPr>
-                <w:sz w:val="24"/>
-                <w:szCs w:val="22"/>
+                <w:rFonts w:cs="Times New Roman"/>
+                <w:szCs w:val="28"/>
               </w:rPr>
             </w:pPr>
             <w:r>
               <w:rPr>
-                <w:sz w:val="24"/>
-                <w:szCs w:val="22"/>
+                <w:rFonts w:cs="Times New Roman"/>
+                <w:szCs w:val="28"/>
               </w:rPr>
               <w:t>Социальная адаптация</w:t>
             </w:r>
@@ -2229,14 +2815,14 @@
             <w:pPr>
               <w:jc w:val="center"/>
               <w:rPr>
-                <w:sz w:val="24"/>
-                <w:szCs w:val="22"/>
+                <w:rFonts w:cs="Times New Roman"/>
+                <w:szCs w:val="28"/>
               </w:rPr>
             </w:pPr>
             <w:r>
               <w:rPr>
-                <w:sz w:val="24"/>
-                <w:szCs w:val="22"/>
+                <w:rFonts w:cs="Times New Roman"/>
+                <w:szCs w:val="28"/>
               </w:rPr>
               <w:t>58,9</w:t>
             </w:r>
@@ -2251,14 +2837,14 @@
             <w:pPr>
               <w:jc w:val="center"/>
               <w:rPr>
-                <w:sz w:val="24"/>
-                <w:szCs w:val="22"/>
+                <w:rFonts w:cs="Times New Roman"/>
+                <w:szCs w:val="28"/>
               </w:rPr>
             </w:pPr>
             <w:r>
               <w:rPr>
-                <w:sz w:val="24"/>
-                <w:szCs w:val="22"/>
+                <w:rFonts w:cs="Times New Roman"/>
+                <w:szCs w:val="28"/>
               </w:rPr>
               <w:t>-0,7</w:t>
             </w:r>
@@ -2269,19 +2855,27 @@
     <w:p>
       <w:pPr>
         <w:jc w:val="center"/>
-      </w:pPr>
-      <w:r>
-        <w:t>Таблица 1</w:t>
-      </w:r>
-      <w:r>
-        <w:t xml:space="preserve"> </w:t>
-      </w:r>
-      <w:r>
-        <w:t>— Результаты диагностики экспериментальной группы</w:t>
-      </w:r>
-    </w:p>
-    <w:p/>
-    <w:p/>
+        <w:rPr>
+          <w:rFonts w:cs="Times New Roman"/>
+          <w:szCs w:val="28"/>
+        </w:rPr>
+      </w:pPr>
+      <w:r>
+        <w:rPr>
+          <w:rFonts w:cs="Times New Roman"/>
+          <w:szCs w:val="28"/>
+        </w:rPr>
+        <w:t>Таблица 1 — Результаты диагностики экспериментальной группы</w:t>
+      </w:r>
+    </w:p>
+    <w:p>
+      <w:pPr>
+        <w:rPr>
+          <w:rFonts w:cs="Times New Roman"/>
+          <w:szCs w:val="28"/>
+        </w:rPr>
+      </w:pPr>
+    </w:p>
     <w:p>
       <w:pPr>
         <w:pStyle w:val="2"/>
@@ -2308,7 +2902,17 @@
       <w:bookmarkEnd w:id="12"/>
     </w:p>
     <w:p>
-      <w:r>
+      <w:pPr>
+        <w:rPr>
+          <w:rFonts w:cs="Times New Roman"/>
+          <w:szCs w:val="28"/>
+        </w:rPr>
+      </w:pPr>
+      <w:r>
+        <w:rPr>
+          <w:rFonts w:cs="Times New Roman"/>
+          <w:szCs w:val="28"/>
+        </w:rPr>
         <w:t>100 000 рублей (на запуск прототипа).</w:t>
       </w:r>
     </w:p>
@@ -2338,20 +2942,48 @@
       <w:bookmarkEnd w:id="13"/>
     </w:p>
     <w:p>
-      <w:r>
+      <w:pPr>
+        <w:rPr>
+          <w:rFonts w:cs="Times New Roman"/>
+          <w:szCs w:val="28"/>
+        </w:rPr>
+      </w:pPr>
+      <w:r>
+        <w:rPr>
+          <w:rFonts w:cs="Times New Roman"/>
+          <w:szCs w:val="28"/>
+        </w:rPr>
         <w:t xml:space="preserve">Железо: ограниченность домашних мощностей может не позволить достичь скорости в 1 минуту (риск для SMART). API-лимиты: бесплатные или дешёвые лимиты поисковиков быстро закончатся при активном тестировании. Галлюцинации: риск того, что бесплатная легковесная LLM начнёт выдумывать факты. Юридический риск: блокировка IP со стороны видеохостингов при частом </w:t>
       </w:r>
       <w:proofErr w:type="spellStart"/>
       <w:r>
+        <w:rPr>
+          <w:rFonts w:cs="Times New Roman"/>
+          <w:szCs w:val="28"/>
+        </w:rPr>
         <w:t>парсинге</w:t>
       </w:r>
       <w:proofErr w:type="spellEnd"/>
       <w:r>
+        <w:rPr>
+          <w:rFonts w:cs="Times New Roman"/>
+          <w:szCs w:val="28"/>
+        </w:rPr>
         <w:t>. Качество: низкая точность проверки из-за использования некоммерческих (бесплатных) баз знаний.</w:t>
       </w:r>
     </w:p>
     <w:p>
-      <w:r>
+      <w:pPr>
+        <w:rPr>
+          <w:rFonts w:cs="Times New Roman"/>
+          <w:szCs w:val="28"/>
+        </w:rPr>
+      </w:pPr>
+      <w:r>
+        <w:rPr>
+          <w:rFonts w:cs="Times New Roman"/>
+          <w:szCs w:val="28"/>
+        </w:rPr>
         <w:br w:type="page"/>
       </w:r>
     </w:p>
@@ -2382,41 +3014,95 @@
       <w:bookmarkEnd w:id="14"/>
     </w:p>
     <w:p>
-      <w:r>
+      <w:pPr>
+        <w:rPr>
+          <w:rFonts w:cs="Times New Roman"/>
+          <w:szCs w:val="28"/>
+        </w:rPr>
+      </w:pPr>
+      <w:r>
+        <w:rPr>
+          <w:rFonts w:cs="Times New Roman"/>
+          <w:szCs w:val="28"/>
+        </w:rPr>
         <w:t>В рамках настоящего проекта разработан устав автоматизированной системы верификации речевых утверждений в видеоконтенте. Проведённый анализ предпосылок подтверждает высокую актуальность разработки: информационный взрыв, обусловленный генеративными нейросетями, создаёт качественно новую угрозу достоверности видеоматериалов, с которой традиционные методы ручной модерации не справляются в силу временных ограничений.</w:t>
       </w:r>
     </w:p>
     <w:p>
-      <w:r>
+      <w:pPr>
+        <w:rPr>
+          <w:rFonts w:cs="Times New Roman"/>
+          <w:szCs w:val="28"/>
+        </w:rPr>
+      </w:pPr>
+      <w:r>
+        <w:rPr>
+          <w:rFonts w:cs="Times New Roman"/>
+          <w:szCs w:val="28"/>
+        </w:rPr>
         <w:t>Поставленная цель сформулирована в соответствии с критериями SMART, PURE и CLEAR, что обеспечивает её измеримость, достижимость и этическую приемлемость. Определены необходимые ресурсы: один разработчик, совмещающий роли PM, ML-инженера и бэкенд-специалиста, а также домашняя GPU-инфраструктура с поддержкой CUDA и открытые модели (</w:t>
       </w:r>
       <w:proofErr w:type="spellStart"/>
       <w:r>
+        <w:rPr>
+          <w:rFonts w:cs="Times New Roman"/>
+          <w:szCs w:val="28"/>
+        </w:rPr>
         <w:t>Whisper</w:t>
       </w:r>
       <w:proofErr w:type="spellEnd"/>
       <w:r>
+        <w:rPr>
+          <w:rFonts w:cs="Times New Roman"/>
+          <w:szCs w:val="28"/>
+        </w:rPr>
         <w:t xml:space="preserve">, </w:t>
       </w:r>
       <w:proofErr w:type="spellStart"/>
       <w:r>
+        <w:rPr>
+          <w:rFonts w:cs="Times New Roman"/>
+          <w:szCs w:val="28"/>
+        </w:rPr>
         <w:t>Llama</w:t>
       </w:r>
       <w:proofErr w:type="spellEnd"/>
       <w:r>
+        <w:rPr>
+          <w:rFonts w:cs="Times New Roman"/>
+          <w:szCs w:val="28"/>
+        </w:rPr>
         <w:t xml:space="preserve"> 3 / </w:t>
       </w:r>
       <w:proofErr w:type="spellStart"/>
       <w:r>
+        <w:rPr>
+          <w:rFonts w:cs="Times New Roman"/>
+          <w:szCs w:val="28"/>
+        </w:rPr>
         <w:t>Mistral</w:t>
       </w:r>
       <w:proofErr w:type="spellEnd"/>
       <w:r>
+        <w:rPr>
+          <w:rFonts w:cs="Times New Roman"/>
+          <w:szCs w:val="28"/>
+        </w:rPr>
         <w:t>). Бюджет в размере 100 000 рублей покрывает затраты на API поисковых систем и облачный хостинг на период запуска прототипа.</w:t>
       </w:r>
     </w:p>
     <w:p>
-      <w:r>
+      <w:pPr>
+        <w:rPr>
+          <w:rFonts w:cs="Times New Roman"/>
+          <w:szCs w:val="28"/>
+        </w:rPr>
+      </w:pPr>
+      <w:r>
+        <w:rPr>
+          <w:rFonts w:cs="Times New Roman"/>
+          <w:szCs w:val="28"/>
+        </w:rPr>
         <w:br w:type="page"/>
       </w:r>
     </w:p>
@@ -2449,280 +3135,1000 @@
     </w:p>
     <w:bookmarkEnd w:id="16"/>
     <w:p>
-      <w:r>
+      <w:pPr>
+        <w:pStyle w:val="a7"/>
+        <w:numPr>
+          <w:ilvl w:val="0"/>
+          <w:numId w:val="15"/>
+        </w:numPr>
+        <w:ind w:left="0" w:firstLine="709"/>
+        <w:rPr>
+          <w:rFonts w:cs="Times New Roman"/>
+          <w:szCs w:val="28"/>
+        </w:rPr>
+      </w:pPr>
+      <w:r>
+        <w:rPr>
+          <w:rFonts w:cs="Times New Roman"/>
+          <w:szCs w:val="28"/>
+        </w:rPr>
         <w:t>Алексеева, В. И. Социология интернет-недоверия. – Саратов: СГУ, 2022. – 177 с.</w:t>
       </w:r>
     </w:p>
     <w:p>
-      <w:r>
+      <w:pPr>
+        <w:pStyle w:val="a7"/>
+        <w:numPr>
+          <w:ilvl w:val="0"/>
+          <w:numId w:val="15"/>
+        </w:numPr>
+        <w:ind w:left="0" w:firstLine="709"/>
+        <w:rPr>
+          <w:rFonts w:cs="Times New Roman"/>
+          <w:szCs w:val="28"/>
+        </w:rPr>
+      </w:pPr>
+      <w:r>
+        <w:rPr>
+          <w:rFonts w:cs="Times New Roman"/>
+          <w:szCs w:val="28"/>
+        </w:rPr>
         <w:t>Андреев, В. К. Методы извлечения сущностей из видеоряда. – Самара: СамГТУ, 2020. – 143 с.</w:t>
       </w:r>
     </w:p>
     <w:p>
-      <w:r>
+      <w:pPr>
+        <w:pStyle w:val="a7"/>
+        <w:numPr>
+          <w:ilvl w:val="0"/>
+          <w:numId w:val="15"/>
+        </w:numPr>
+        <w:ind w:left="0" w:firstLine="709"/>
+        <w:rPr>
+          <w:rFonts w:cs="Times New Roman"/>
+          <w:szCs w:val="28"/>
+        </w:rPr>
+      </w:pPr>
+      <w:r>
+        <w:rPr>
+          <w:rFonts w:cs="Times New Roman"/>
+          <w:szCs w:val="28"/>
+        </w:rPr>
         <w:t>Антонова, Е. А. Эволюция методов фактчекинга от ручного к автоматическому. – Омск: ОмГУ, 2023. – 182 с.</w:t>
       </w:r>
     </w:p>
     <w:p>
-      <w:r>
+      <w:pPr>
+        <w:pStyle w:val="a7"/>
+        <w:numPr>
+          <w:ilvl w:val="0"/>
+          <w:numId w:val="15"/>
+        </w:numPr>
+        <w:ind w:left="0" w:firstLine="709"/>
+        <w:rPr>
+          <w:rFonts w:cs="Times New Roman"/>
+          <w:szCs w:val="28"/>
+        </w:rPr>
+      </w:pPr>
+      <w:r>
+        <w:rPr>
+          <w:rFonts w:cs="Times New Roman"/>
+          <w:szCs w:val="28"/>
+        </w:rPr>
         <w:t xml:space="preserve">Беляев, С. В. </w:t>
       </w:r>
       <w:proofErr w:type="spellStart"/>
       <w:r>
+        <w:rPr>
+          <w:rFonts w:cs="Times New Roman"/>
+          <w:szCs w:val="28"/>
+        </w:rPr>
         <w:t>Трансформерные</w:t>
       </w:r>
       <w:proofErr w:type="spellEnd"/>
       <w:r>
+        <w:rPr>
+          <w:rFonts w:cs="Times New Roman"/>
+          <w:szCs w:val="28"/>
+        </w:rPr>
         <w:t xml:space="preserve"> модели для анализа тональности. – Новосибирск: НГТУ, 2020. – 205 с.</w:t>
       </w:r>
     </w:p>
     <w:p>
-      <w:r>
+      <w:pPr>
+        <w:pStyle w:val="a7"/>
+        <w:numPr>
+          <w:ilvl w:val="0"/>
+          <w:numId w:val="15"/>
+        </w:numPr>
+        <w:ind w:left="0" w:firstLine="709"/>
+        <w:rPr>
+          <w:rFonts w:cs="Times New Roman"/>
+          <w:szCs w:val="28"/>
+        </w:rPr>
+      </w:pPr>
+      <w:r>
+        <w:rPr>
+          <w:rFonts w:cs="Times New Roman"/>
+          <w:szCs w:val="28"/>
+        </w:rPr>
         <w:t>Борисов, А. В. Распределённые реестры для аутентификации медиафайлов. – СПб.: Университет ИТМО, 2020. – 163 с.</w:t>
       </w:r>
     </w:p>
     <w:p>
-      <w:r>
+      <w:pPr>
+        <w:pStyle w:val="a7"/>
+        <w:numPr>
+          <w:ilvl w:val="0"/>
+          <w:numId w:val="15"/>
+        </w:numPr>
+        <w:ind w:left="0" w:firstLine="709"/>
+        <w:rPr>
+          <w:rFonts w:cs="Times New Roman"/>
+          <w:szCs w:val="28"/>
+        </w:rPr>
+      </w:pPr>
+      <w:r>
+        <w:rPr>
+          <w:rFonts w:cs="Times New Roman"/>
+          <w:szCs w:val="28"/>
+        </w:rPr>
         <w:t>Васильев, О. И. Распознавание речи в условиях акустического шума. – Томск: ТГУ, 2021. – 198 с.</w:t>
       </w:r>
     </w:p>
     <w:p>
-      <w:r>
+      <w:pPr>
+        <w:pStyle w:val="a7"/>
+        <w:numPr>
+          <w:ilvl w:val="0"/>
+          <w:numId w:val="15"/>
+        </w:numPr>
+        <w:ind w:left="0" w:firstLine="709"/>
+        <w:rPr>
+          <w:rFonts w:cs="Times New Roman"/>
+          <w:szCs w:val="28"/>
+        </w:rPr>
+      </w:pPr>
+      <w:r>
+        <w:rPr>
+          <w:rFonts w:cs="Times New Roman"/>
+          <w:szCs w:val="28"/>
+        </w:rPr>
         <w:t>Волкова, Н. И. Цифровая криминалистика и дипфейки. – Воронеж: ВГУ, 2023. – 134 с.</w:t>
       </w:r>
     </w:p>
     <w:p>
-      <w:r>
+      <w:pPr>
+        <w:pStyle w:val="a7"/>
+        <w:numPr>
+          <w:ilvl w:val="0"/>
+          <w:numId w:val="15"/>
+        </w:numPr>
+        <w:ind w:left="0" w:firstLine="709"/>
+        <w:rPr>
+          <w:rFonts w:cs="Times New Roman"/>
+          <w:szCs w:val="28"/>
+        </w:rPr>
+      </w:pPr>
+      <w:r>
+        <w:rPr>
+          <w:rFonts w:cs="Times New Roman"/>
+          <w:szCs w:val="28"/>
+        </w:rPr>
         <w:t xml:space="preserve">Герасимова, Л. Н. Психолингвистика цифровой коммуникации. – Ярославль: </w:t>
       </w:r>
       <w:proofErr w:type="spellStart"/>
       <w:r>
+        <w:rPr>
+          <w:rFonts w:cs="Times New Roman"/>
+          <w:szCs w:val="28"/>
+        </w:rPr>
         <w:t>ЯрГУ</w:t>
       </w:r>
       <w:proofErr w:type="spellEnd"/>
       <w:r>
+        <w:rPr>
+          <w:rFonts w:cs="Times New Roman"/>
+          <w:szCs w:val="28"/>
+        </w:rPr>
         <w:t>, 2022. – 201 с.</w:t>
       </w:r>
     </w:p>
     <w:p>
-      <w:r>
+      <w:pPr>
+        <w:pStyle w:val="a7"/>
+        <w:numPr>
+          <w:ilvl w:val="0"/>
+          <w:numId w:val="15"/>
+        </w:numPr>
+        <w:ind w:left="0" w:firstLine="709"/>
+        <w:rPr>
+          <w:rFonts w:cs="Times New Roman"/>
+          <w:szCs w:val="28"/>
+        </w:rPr>
+      </w:pPr>
+      <w:r>
+        <w:rPr>
+          <w:rFonts w:cs="Times New Roman"/>
+          <w:szCs w:val="28"/>
+        </w:rPr>
         <w:t>Григорьева, Ю. А. Когнитивные искажения в массовых коммуникациях. – СПб.: Питер, 2023. – 158 с.</w:t>
       </w:r>
     </w:p>
     <w:p>
-      <w:r>
+      <w:pPr>
+        <w:pStyle w:val="a7"/>
+        <w:numPr>
+          <w:ilvl w:val="0"/>
+          <w:numId w:val="15"/>
+        </w:numPr>
+        <w:ind w:left="0" w:firstLine="709"/>
+        <w:rPr>
+          <w:rFonts w:cs="Times New Roman"/>
+          <w:szCs w:val="28"/>
+        </w:rPr>
+      </w:pPr>
+      <w:r>
+        <w:rPr>
+          <w:rFonts w:cs="Times New Roman"/>
+          <w:szCs w:val="28"/>
+        </w:rPr>
         <w:t>Гусев, Е. А. Технологии блокчейн для верификации контента. – М.: Солон-Пресс, 2020. – 151 с.</w:t>
       </w:r>
     </w:p>
     <w:p>
-      <w:r>
+      <w:pPr>
+        <w:pStyle w:val="a7"/>
+        <w:numPr>
+          <w:ilvl w:val="0"/>
+          <w:numId w:val="15"/>
+        </w:numPr>
+        <w:ind w:left="0" w:firstLine="709"/>
+        <w:rPr>
+          <w:rFonts w:cs="Times New Roman"/>
+          <w:szCs w:val="28"/>
+        </w:rPr>
+      </w:pPr>
+      <w:r>
+        <w:rPr>
+          <w:rFonts w:cs="Times New Roman"/>
+          <w:szCs w:val="28"/>
+        </w:rPr>
         <w:t>Дмитриева, О. Ю. Статистические методы детекции аномалий в текстах. – М.: Статистика, 2023. – 149 с.</w:t>
       </w:r>
     </w:p>
     <w:p>
-      <w:r>
+      <w:pPr>
+        <w:pStyle w:val="a7"/>
+        <w:numPr>
+          <w:ilvl w:val="0"/>
+          <w:numId w:val="15"/>
+        </w:numPr>
+        <w:ind w:left="0" w:firstLine="709"/>
+        <w:rPr>
+          <w:rFonts w:cs="Times New Roman"/>
+          <w:szCs w:val="28"/>
+        </w:rPr>
+      </w:pPr>
+      <w:r>
+        <w:rPr>
+          <w:rFonts w:cs="Times New Roman"/>
+          <w:szCs w:val="28"/>
+        </w:rPr>
         <w:t>Егоров, П. А. Семантический поиск в неструктурированных базах данных. – Нижний Новгород: ННГУ, 2020. – 176 с.</w:t>
       </w:r>
     </w:p>
     <w:p>
-      <w:r>
+      <w:pPr>
+        <w:pStyle w:val="a7"/>
+        <w:numPr>
+          <w:ilvl w:val="0"/>
+          <w:numId w:val="15"/>
+        </w:numPr>
+        <w:ind w:left="0" w:firstLine="709"/>
+        <w:rPr>
+          <w:rFonts w:cs="Times New Roman"/>
+          <w:szCs w:val="28"/>
+        </w:rPr>
+      </w:pPr>
+      <w:r>
+        <w:rPr>
+          <w:rFonts w:cs="Times New Roman"/>
+          <w:szCs w:val="28"/>
+        </w:rPr>
         <w:t>Емельянова, А. Г. Метрики качества для систем автоматической проверки фактов. – Хабаровск: ТОГУ, 2023. – 140 с.</w:t>
       </w:r>
     </w:p>
     <w:p>
-      <w:r>
+      <w:pPr>
+        <w:pStyle w:val="a7"/>
+        <w:numPr>
+          <w:ilvl w:val="0"/>
+          <w:numId w:val="15"/>
+        </w:numPr>
+        <w:ind w:left="0" w:firstLine="709"/>
+        <w:rPr>
+          <w:rFonts w:cs="Times New Roman"/>
+          <w:szCs w:val="28"/>
+        </w:rPr>
+      </w:pPr>
+      <w:r>
+        <w:rPr>
+          <w:rFonts w:cs="Times New Roman"/>
+          <w:szCs w:val="28"/>
+        </w:rPr>
         <w:t xml:space="preserve">Захарова, И. А. Информационная гигиена в цифровую эпоху. – </w:t>
       </w:r>
       <w:proofErr w:type="spellStart"/>
       <w:r>
+        <w:rPr>
+          <w:rFonts w:cs="Times New Roman"/>
+          <w:szCs w:val="28"/>
+        </w:rPr>
         <w:t>Ростов</w:t>
       </w:r>
       <w:proofErr w:type="spellEnd"/>
       <w:r>
+        <w:rPr>
+          <w:rFonts w:cs="Times New Roman"/>
+          <w:szCs w:val="28"/>
+        </w:rPr>
         <w:t xml:space="preserve"> н/Д: Феникс, 2023. – 146 с.</w:t>
       </w:r>
     </w:p>
     <w:p>
-      <w:r>
+      <w:pPr>
+        <w:pStyle w:val="a7"/>
+        <w:numPr>
+          <w:ilvl w:val="0"/>
+          <w:numId w:val="15"/>
+        </w:numPr>
+        <w:ind w:left="0" w:firstLine="709"/>
+        <w:rPr>
+          <w:rFonts w:cs="Times New Roman"/>
+          <w:szCs w:val="28"/>
+        </w:rPr>
+      </w:pPr>
+      <w:r>
+        <w:rPr>
+          <w:rFonts w:cs="Times New Roman"/>
+          <w:szCs w:val="28"/>
+        </w:rPr>
         <w:lastRenderedPageBreak/>
         <w:t>Иванов, И. И. Квантовая природа информационных полей. – М.: Наука, 2022. – 150 с.</w:t>
       </w:r>
     </w:p>
     <w:p>
-      <w:r>
+      <w:pPr>
+        <w:pStyle w:val="a7"/>
+        <w:numPr>
+          <w:ilvl w:val="0"/>
+          <w:numId w:val="15"/>
+        </w:numPr>
+        <w:ind w:left="0" w:firstLine="709"/>
+        <w:rPr>
+          <w:rFonts w:cs="Times New Roman"/>
+          <w:szCs w:val="28"/>
+        </w:rPr>
+      </w:pPr>
+      <w:r>
+        <w:rPr>
+          <w:rFonts w:cs="Times New Roman"/>
+          <w:szCs w:val="28"/>
+        </w:rPr>
         <w:t>Киселёва, О. Н. Анализ информационных каскадов в социальных медиа. – СПб.: БХВ-Петербург, 2023. – 190 с.</w:t>
       </w:r>
     </w:p>
     <w:p>
-      <w:r>
+      <w:pPr>
+        <w:pStyle w:val="a7"/>
+        <w:numPr>
+          <w:ilvl w:val="0"/>
+          <w:numId w:val="15"/>
+        </w:numPr>
+        <w:ind w:left="0" w:firstLine="709"/>
+        <w:rPr>
+          <w:rFonts w:cs="Times New Roman"/>
+          <w:szCs w:val="28"/>
+        </w:rPr>
+      </w:pPr>
+      <w:r>
+        <w:rPr>
+          <w:rFonts w:cs="Times New Roman"/>
+          <w:szCs w:val="28"/>
+        </w:rPr>
         <w:t>Кузнецов, Д. А. Архитектуры глубоких нейронных сетей. – Новосибирск: СО РАН, 2020. – 312 с.</w:t>
       </w:r>
     </w:p>
     <w:p>
-      <w:r>
+      <w:pPr>
+        <w:pStyle w:val="a7"/>
+        <w:numPr>
+          <w:ilvl w:val="0"/>
+          <w:numId w:val="15"/>
+        </w:numPr>
+        <w:ind w:left="0" w:firstLine="709"/>
+        <w:rPr>
+          <w:rFonts w:cs="Times New Roman"/>
+          <w:szCs w:val="28"/>
+        </w:rPr>
+      </w:pPr>
+      <w:r>
+        <w:rPr>
+          <w:rFonts w:cs="Times New Roman"/>
+          <w:szCs w:val="28"/>
+        </w:rPr>
         <w:t>Лазарев, И. В. Параллельные алгоритмы обработки видео. – М.: МИФИ, 2020. – 211 с.</w:t>
       </w:r>
     </w:p>
     <w:p>
-      <w:r>
+      <w:pPr>
+        <w:pStyle w:val="a7"/>
+        <w:numPr>
+          <w:ilvl w:val="0"/>
+          <w:numId w:val="15"/>
+        </w:numPr>
+        <w:ind w:left="0" w:firstLine="709"/>
+        <w:rPr>
+          <w:rFonts w:cs="Times New Roman"/>
+          <w:szCs w:val="28"/>
+        </w:rPr>
+      </w:pPr>
+      <w:r>
+        <w:rPr>
+          <w:rFonts w:cs="Times New Roman"/>
+          <w:szCs w:val="28"/>
+        </w:rPr>
         <w:t>Лобов, А. Ю. Кросс-модальное обучение для анализа видео. – Владивосток: ДВФУ, 2021. – 170 с.</w:t>
       </w:r>
     </w:p>
     <w:p>
-      <w:r>
+      <w:pPr>
+        <w:pStyle w:val="a7"/>
+        <w:numPr>
+          <w:ilvl w:val="0"/>
+          <w:numId w:val="15"/>
+        </w:numPr>
+        <w:ind w:left="0" w:firstLine="709"/>
+        <w:rPr>
+          <w:rFonts w:cs="Times New Roman"/>
+          <w:szCs w:val="28"/>
+        </w:rPr>
+      </w:pPr>
+      <w:r>
+        <w:rPr>
+          <w:rFonts w:cs="Times New Roman"/>
+          <w:szCs w:val="28"/>
+        </w:rPr>
         <w:t xml:space="preserve">Макаров, К. Е. Нейросетевые подходы к </w:t>
       </w:r>
       <w:proofErr w:type="spellStart"/>
       <w:r>
+        <w:rPr>
+          <w:rFonts w:cs="Times New Roman"/>
+          <w:szCs w:val="28"/>
+        </w:rPr>
         <w:t>суммаризации</w:t>
       </w:r>
       <w:proofErr w:type="spellEnd"/>
       <w:r>
+        <w:rPr>
+          <w:rFonts w:cs="Times New Roman"/>
+          <w:szCs w:val="28"/>
+        </w:rPr>
         <w:t xml:space="preserve"> диалогов. – Белгород: БелГУ, 2021. – 154 с.</w:t>
       </w:r>
     </w:p>
     <w:p>
-      <w:r>
+      <w:pPr>
+        <w:pStyle w:val="a7"/>
+        <w:numPr>
+          <w:ilvl w:val="0"/>
+          <w:numId w:val="15"/>
+        </w:numPr>
+        <w:ind w:left="0" w:firstLine="709"/>
+        <w:rPr>
+          <w:rFonts w:cs="Times New Roman"/>
+          <w:szCs w:val="28"/>
+        </w:rPr>
+      </w:pPr>
+      <w:r>
+        <w:rPr>
+          <w:rFonts w:cs="Times New Roman"/>
+          <w:szCs w:val="28"/>
+        </w:rPr>
         <w:t>Максимов, В. Д. Архитектуры внимания в задачах проверки утверждений. – Челябинск: ЮУрГУ, 2020. – 225 с.</w:t>
       </w:r>
     </w:p>
     <w:p>
-      <w:r>
+      <w:pPr>
+        <w:pStyle w:val="a7"/>
+        <w:numPr>
+          <w:ilvl w:val="0"/>
+          <w:numId w:val="15"/>
+        </w:numPr>
+        <w:ind w:left="0" w:firstLine="709"/>
+        <w:rPr>
+          <w:rFonts w:cs="Times New Roman"/>
+          <w:szCs w:val="28"/>
+        </w:rPr>
+      </w:pPr>
+      <w:r>
+        <w:rPr>
+          <w:rFonts w:cs="Times New Roman"/>
+          <w:szCs w:val="28"/>
+        </w:rPr>
         <w:t>Михайлова, Т. Ю. Генеративные состязательные сети: теория и практика. – М.: ДМК Пресс, 2023. – 256 с.</w:t>
       </w:r>
     </w:p>
     <w:p>
-      <w:r>
+      <w:pPr>
+        <w:pStyle w:val="a7"/>
+        <w:numPr>
+          <w:ilvl w:val="0"/>
+          <w:numId w:val="15"/>
+        </w:numPr>
+        <w:ind w:left="0" w:firstLine="709"/>
+        <w:rPr>
+          <w:rFonts w:cs="Times New Roman"/>
+          <w:szCs w:val="28"/>
+        </w:rPr>
+      </w:pPr>
+      <w:r>
+        <w:rPr>
+          <w:rFonts w:cs="Times New Roman"/>
+          <w:szCs w:val="28"/>
+        </w:rPr>
         <w:t>Морозов, И. С. Оптимизация вычислений на графических процессорах. – М.: МГТУ им. Баумана, 2021. – 289 с.</w:t>
       </w:r>
     </w:p>
     <w:p>
-      <w:r>
+      <w:pPr>
+        <w:pStyle w:val="a7"/>
+        <w:numPr>
+          <w:ilvl w:val="0"/>
+          <w:numId w:val="15"/>
+        </w:numPr>
+        <w:ind w:left="0" w:firstLine="709"/>
+        <w:rPr>
+          <w:rFonts w:cs="Times New Roman"/>
+          <w:szCs w:val="28"/>
+        </w:rPr>
+      </w:pPr>
+      <w:r>
+        <w:rPr>
+          <w:rFonts w:cs="Times New Roman"/>
+          <w:szCs w:val="28"/>
+        </w:rPr>
         <w:t>Никитина, Т. В. Лингвистические маркеры недостоверных утверждений. – Волгоград: ВГСПУ, 2022. – 164 с.</w:t>
       </w:r>
     </w:p>
     <w:p>
-      <w:r>
+      <w:pPr>
+        <w:pStyle w:val="a7"/>
+        <w:numPr>
+          <w:ilvl w:val="0"/>
+          <w:numId w:val="15"/>
+        </w:numPr>
+        <w:ind w:left="0" w:firstLine="709"/>
+        <w:rPr>
+          <w:rFonts w:cs="Times New Roman"/>
+          <w:szCs w:val="28"/>
+        </w:rPr>
+      </w:pPr>
+      <w:r>
+        <w:rPr>
+          <w:rFonts w:cs="Times New Roman"/>
+          <w:szCs w:val="28"/>
+        </w:rPr>
         <w:t>Николаев, Д. С. Поисковые системы и ранжирование достоверности источников. – М.: Вильямс, 2021. – 267 с.</w:t>
       </w:r>
     </w:p>
     <w:p>
-      <w:r>
+      <w:pPr>
+        <w:pStyle w:val="a7"/>
+        <w:numPr>
+          <w:ilvl w:val="0"/>
+          <w:numId w:val="15"/>
+        </w:numPr>
+        <w:ind w:left="0" w:firstLine="709"/>
+        <w:rPr>
+          <w:rFonts w:cs="Times New Roman"/>
+          <w:szCs w:val="28"/>
+        </w:rPr>
+      </w:pPr>
+      <w:r>
+        <w:rPr>
+          <w:rFonts w:cs="Times New Roman"/>
+          <w:szCs w:val="28"/>
+        </w:rPr>
         <w:t xml:space="preserve">Новиков, А. А. Анализ временных рядов в социальных сетях. – </w:t>
       </w:r>
       <w:proofErr w:type="spellStart"/>
       <w:r>
+        <w:rPr>
+          <w:rFonts w:cs="Times New Roman"/>
+          <w:szCs w:val="28"/>
+        </w:rPr>
         <w:t>Ростов</w:t>
       </w:r>
       <w:proofErr w:type="spellEnd"/>
       <w:r>
+        <w:rPr>
+          <w:rFonts w:cs="Times New Roman"/>
+          <w:szCs w:val="28"/>
+        </w:rPr>
         <w:t xml:space="preserve"> н/Д: ЮФУ, 2020. – 167 с.</w:t>
       </w:r>
     </w:p>
     <w:p>
-      <w:r>
+      <w:pPr>
+        <w:pStyle w:val="a7"/>
+        <w:numPr>
+          <w:ilvl w:val="0"/>
+          <w:numId w:val="15"/>
+        </w:numPr>
+        <w:ind w:left="0" w:firstLine="709"/>
+        <w:rPr>
+          <w:rFonts w:cs="Times New Roman"/>
+          <w:szCs w:val="28"/>
+        </w:rPr>
+      </w:pPr>
+      <w:r>
+        <w:rPr>
+          <w:rFonts w:cs="Times New Roman"/>
+          <w:szCs w:val="28"/>
+        </w:rPr>
         <w:t>Орлова, М. Е. Синтез речи на основе глубокого обучения. – Томск: Изд-во ТПУ, 2022. – 172 с.</w:t>
       </w:r>
     </w:p>
     <w:p>
-      <w:r>
+      <w:pPr>
+        <w:pStyle w:val="a7"/>
+        <w:numPr>
+          <w:ilvl w:val="0"/>
+          <w:numId w:val="15"/>
+        </w:numPr>
+        <w:ind w:left="0" w:firstLine="709"/>
+        <w:rPr>
+          <w:rFonts w:cs="Times New Roman"/>
+          <w:szCs w:val="28"/>
+        </w:rPr>
+      </w:pPr>
+      <w:r>
+        <w:rPr>
+          <w:rFonts w:cs="Times New Roman"/>
+          <w:szCs w:val="28"/>
+        </w:rPr>
         <w:t>Павлова, Л. В. Психология восприятия ложной информации. – М.: Инфра-М, 2022. – 192 с.</w:t>
       </w:r>
     </w:p>
     <w:p>
-      <w:r>
+      <w:pPr>
+        <w:pStyle w:val="a7"/>
+        <w:numPr>
+          <w:ilvl w:val="0"/>
+          <w:numId w:val="15"/>
+        </w:numPr>
+        <w:ind w:left="0" w:firstLine="709"/>
+        <w:rPr>
+          <w:rFonts w:cs="Times New Roman"/>
+          <w:szCs w:val="28"/>
+        </w:rPr>
+      </w:pPr>
+      <w:r>
+        <w:rPr>
+          <w:rFonts w:cs="Times New Roman"/>
+          <w:szCs w:val="28"/>
+        </w:rPr>
         <w:t>Петров, П. П. Моделирование нелинейных динамических систем. – СПб.: Политех, 2021. – 200 с.</w:t>
       </w:r>
     </w:p>
     <w:p>
-      <w:r>
+      <w:pPr>
+        <w:pStyle w:val="a7"/>
+        <w:numPr>
+          <w:ilvl w:val="0"/>
+          <w:numId w:val="15"/>
+        </w:numPr>
+        <w:ind w:left="0" w:firstLine="709"/>
+        <w:rPr>
+          <w:rFonts w:cs="Times New Roman"/>
+          <w:szCs w:val="28"/>
+        </w:rPr>
+      </w:pPr>
+      <w:r>
+        <w:rPr>
+          <w:rFonts w:cs="Times New Roman"/>
+          <w:szCs w:val="28"/>
+        </w:rPr>
         <w:lastRenderedPageBreak/>
         <w:t>Родионов, П. С. Адаптивные модели речевых интерфейсов. – Пермь: ПНИПУ, 2021. – 196 с.</w:t>
       </w:r>
     </w:p>
     <w:p>
-      <w:r>
+      <w:pPr>
+        <w:pStyle w:val="a7"/>
+        <w:numPr>
+          <w:ilvl w:val="0"/>
+          <w:numId w:val="15"/>
+        </w:numPr>
+        <w:ind w:left="0" w:firstLine="709"/>
+        <w:rPr>
+          <w:rFonts w:cs="Times New Roman"/>
+          <w:szCs w:val="28"/>
+        </w:rPr>
+      </w:pPr>
+      <w:r>
+        <w:rPr>
+          <w:rFonts w:cs="Times New Roman"/>
+          <w:szCs w:val="28"/>
+        </w:rPr>
         <w:t xml:space="preserve">Сидорова, А. В. Корпусная лингвистика в эпоху цифровых медиа. – Екатеринбург: </w:t>
       </w:r>
       <w:proofErr w:type="spellStart"/>
       <w:r>
+        <w:rPr>
+          <w:rFonts w:cs="Times New Roman"/>
+          <w:szCs w:val="28"/>
+        </w:rPr>
         <w:t>УрФУ</w:t>
       </w:r>
       <w:proofErr w:type="spellEnd"/>
       <w:r>
+        <w:rPr>
+          <w:rFonts w:cs="Times New Roman"/>
+          <w:szCs w:val="28"/>
+        </w:rPr>
         <w:t>, 2023. – 178 с.</w:t>
       </w:r>
     </w:p>
     <w:p>
-      <w:r>
+      <w:pPr>
+        <w:pStyle w:val="a7"/>
+        <w:numPr>
+          <w:ilvl w:val="0"/>
+          <w:numId w:val="15"/>
+        </w:numPr>
+        <w:ind w:left="0" w:firstLine="709"/>
+        <w:rPr>
+          <w:rFonts w:cs="Times New Roman"/>
+          <w:szCs w:val="28"/>
+        </w:rPr>
+      </w:pPr>
+      <w:r>
+        <w:rPr>
+          <w:rFonts w:cs="Times New Roman"/>
+          <w:szCs w:val="28"/>
+        </w:rPr>
         <w:t>Смирнова, Е. П. Методы верификации текстовых данных. – Казань: КФУ, 2022. – 145 с.</w:t>
       </w:r>
     </w:p>
     <w:p>
-      <w:r>
+      <w:pPr>
+        <w:pStyle w:val="a7"/>
+        <w:numPr>
+          <w:ilvl w:val="0"/>
+          <w:numId w:val="15"/>
+        </w:numPr>
+        <w:ind w:left="0" w:firstLine="709"/>
+        <w:rPr>
+          <w:rFonts w:cs="Times New Roman"/>
+          <w:szCs w:val="28"/>
+        </w:rPr>
+      </w:pPr>
+      <w:r>
+        <w:rPr>
+          <w:rFonts w:cs="Times New Roman"/>
+          <w:szCs w:val="28"/>
+        </w:rPr>
         <w:t>Соколов, Д. Н. Компьютерное зрение в задачах обнаружения монтажа. – Иркутск: ИГУ, 2021. – 185 с.</w:t>
       </w:r>
     </w:p>
     <w:p>
-      <w:r>
+      <w:pPr>
+        <w:pStyle w:val="a7"/>
+        <w:numPr>
+          <w:ilvl w:val="0"/>
+          <w:numId w:val="15"/>
+        </w:numPr>
+        <w:ind w:left="0" w:firstLine="709"/>
+        <w:rPr>
+          <w:rFonts w:cs="Times New Roman"/>
+          <w:szCs w:val="28"/>
+        </w:rPr>
+      </w:pPr>
+      <w:r>
+        <w:rPr>
+          <w:rFonts w:cs="Times New Roman"/>
+          <w:szCs w:val="28"/>
+        </w:rPr>
         <w:t xml:space="preserve">Степанов, Р. Е. Алгоритмы фактчекинга на естественном языке. – Екатеринбург: Изд-во </w:t>
       </w:r>
       <w:proofErr w:type="spellStart"/>
       <w:r>
+        <w:rPr>
+          <w:rFonts w:cs="Times New Roman"/>
+          <w:szCs w:val="28"/>
+        </w:rPr>
         <w:t>УрО</w:t>
       </w:r>
       <w:proofErr w:type="spellEnd"/>
       <w:r>
+        <w:rPr>
+          <w:rFonts w:cs="Times New Roman"/>
+          <w:szCs w:val="28"/>
+        </w:rPr>
         <w:t xml:space="preserve"> РАН, 2021. – 210 с.</w:t>
       </w:r>
     </w:p>
     <w:p>
-      <w:r>
+      <w:pPr>
+        <w:pStyle w:val="a7"/>
+        <w:numPr>
+          <w:ilvl w:val="0"/>
+          <w:numId w:val="15"/>
+        </w:numPr>
+        <w:ind w:left="0" w:firstLine="709"/>
+        <w:rPr>
+          <w:rFonts w:cs="Times New Roman"/>
+          <w:szCs w:val="28"/>
+        </w:rPr>
+      </w:pPr>
+      <w:r>
+        <w:rPr>
+          <w:rFonts w:cs="Times New Roman"/>
+          <w:szCs w:val="28"/>
+        </w:rPr>
         <w:t>Тарасов, А. Ю. Высокопроизводительные вычисления для NLP-задач. – М.: Лаборатория знаний, 2021. – 234 с.</w:t>
       </w:r>
     </w:p>
     <w:p>
-      <w:r>
+      <w:pPr>
+        <w:pStyle w:val="a7"/>
+        <w:numPr>
+          <w:ilvl w:val="0"/>
+          <w:numId w:val="15"/>
+        </w:numPr>
+        <w:ind w:left="0" w:firstLine="709"/>
+        <w:rPr>
+          <w:rFonts w:cs="Times New Roman"/>
+          <w:szCs w:val="28"/>
+        </w:rPr>
+      </w:pPr>
+      <w:r>
+        <w:rPr>
+          <w:rFonts w:cs="Times New Roman"/>
+          <w:szCs w:val="28"/>
+        </w:rPr>
         <w:t>Тимофеева, Е. Н. Автоматическое реферирование мультимодального контента. – Казань: Изд-во КНИТУ, 2022. – 188 с.</w:t>
       </w:r>
     </w:p>
     <w:p>
-      <w:r>
+      <w:pPr>
+        <w:pStyle w:val="a7"/>
+        <w:numPr>
+          <w:ilvl w:val="0"/>
+          <w:numId w:val="15"/>
+        </w:numPr>
+        <w:ind w:left="0" w:firstLine="709"/>
+        <w:rPr>
+          <w:rFonts w:cs="Times New Roman"/>
+          <w:szCs w:val="28"/>
+        </w:rPr>
+      </w:pPr>
+      <w:r>
+        <w:rPr>
+          <w:rFonts w:cs="Times New Roman"/>
+          <w:szCs w:val="28"/>
+        </w:rPr>
         <w:t>Тихонова, С. И. Игровые методы выявления ложной информации. – Калининград: БФУ им. Канта, 2022. – 138 с.</w:t>
       </w:r>
     </w:p>
     <w:p>
-      <w:r>
+      <w:pPr>
+        <w:pStyle w:val="a7"/>
+        <w:numPr>
+          <w:ilvl w:val="0"/>
+          <w:numId w:val="15"/>
+        </w:numPr>
+        <w:ind w:left="0" w:firstLine="709"/>
+        <w:rPr>
+          <w:rFonts w:cs="Times New Roman"/>
+          <w:szCs w:val="28"/>
+        </w:rPr>
+      </w:pPr>
+      <w:r>
+        <w:rPr>
+          <w:rFonts w:cs="Times New Roman"/>
+          <w:szCs w:val="28"/>
+        </w:rPr>
         <w:t xml:space="preserve">Фёдорова, О. В. Этика искусственного интеллекта. – СПб.: </w:t>
       </w:r>
       <w:proofErr w:type="spellStart"/>
       <w:r>
+        <w:rPr>
+          <w:rFonts w:cs="Times New Roman"/>
+          <w:szCs w:val="28"/>
+        </w:rPr>
         <w:t>Алетейя</w:t>
       </w:r>
       <w:proofErr w:type="spellEnd"/>
       <w:r>
+        <w:rPr>
+          <w:rFonts w:cs="Times New Roman"/>
+          <w:szCs w:val="28"/>
+        </w:rPr>
         <w:t>, 2022. – 224 с.</w:t>
       </w:r>
     </w:p>
     <w:p>
-      <w:r>
+      <w:pPr>
+        <w:pStyle w:val="a7"/>
+        <w:numPr>
+          <w:ilvl w:val="0"/>
+          <w:numId w:val="15"/>
+        </w:numPr>
+        <w:ind w:left="0" w:firstLine="709"/>
+        <w:rPr>
+          <w:rFonts w:cs="Times New Roman"/>
+          <w:szCs w:val="28"/>
+        </w:rPr>
+      </w:pPr>
+      <w:r>
+        <w:rPr>
+          <w:rFonts w:cs="Times New Roman"/>
+          <w:szCs w:val="28"/>
+        </w:rPr>
         <w:t xml:space="preserve">Филиппова, Н. А. Правовые аспекты применения дипфейков. – М.: </w:t>
       </w:r>
       <w:proofErr w:type="spellStart"/>
       <w:r>
+        <w:rPr>
+          <w:rFonts w:cs="Times New Roman"/>
+          <w:szCs w:val="28"/>
+        </w:rPr>
         <w:t>Юстицинформ</w:t>
       </w:r>
       <w:proofErr w:type="spellEnd"/>
       <w:r>
+        <w:rPr>
+          <w:rFonts w:cs="Times New Roman"/>
+          <w:szCs w:val="28"/>
+        </w:rPr>
         <w:t>, 2023. – 157 с.</w:t>
       </w:r>
     </w:p>
     <w:p>
-      <w:r>
+      <w:pPr>
+        <w:pStyle w:val="a7"/>
+        <w:numPr>
+          <w:ilvl w:val="0"/>
+          <w:numId w:val="15"/>
+        </w:numPr>
+        <w:ind w:left="0" w:firstLine="709"/>
+        <w:rPr>
+          <w:rFonts w:cs="Times New Roman"/>
+          <w:szCs w:val="28"/>
+        </w:rPr>
+      </w:pPr>
+      <w:r>
+        <w:rPr>
+          <w:rFonts w:cs="Times New Roman"/>
+          <w:szCs w:val="28"/>
+        </w:rPr>
         <w:t>Чистяков, Р. Б. Интегральные оценки достоверности источников. – Уфа: УГАТУ, 2020. – 192 с.</w:t>
       </w:r>
     </w:p>
-    <w:p/>
+    <w:p>
+      <w:pPr>
+        <w:rPr>
+          <w:rFonts w:cs="Times New Roman"/>
+          <w:szCs w:val="28"/>
+          <w:lang w:val="en-US"/>
+        </w:rPr>
+      </w:pPr>
+    </w:p>
     <w:sectPr>
       <w:footerReference w:type="default" r:id="rId8"/>
       <w:pgSz w:w="11906" w:h="16838"/>
@@ -4483,6 +5889,92 @@
       </w:rPr>
     </w:lvl>
   </w:abstractNum>
+  <w:abstractNum w:abstractNumId="14" w15:restartNumberingAfterBreak="0">
+    <w:nsid w:val="7617302D"/>
+    <w:multiLevelType w:val="hybridMultilevel"/>
+    <w:tmpl w:val="D06C51BE"/>
+    <w:lvl w:ilvl="0" w:tplc="0419000F">
+      <w:start w:val="1"/>
+      <w:numFmt w:val="decimal"/>
+      <w:lvlText w:val="%1."/>
+      <w:lvlJc w:val="left"/>
+      <w:pPr>
+        <w:ind w:left="1429" w:hanging="360"/>
+      </w:pPr>
+    </w:lvl>
+    <w:lvl w:ilvl="1" w:tplc="04190019" w:tentative="1">
+      <w:start w:val="1"/>
+      <w:numFmt w:val="lowerLetter"/>
+      <w:lvlText w:val="%2."/>
+      <w:lvlJc w:val="left"/>
+      <w:pPr>
+        <w:ind w:left="2149" w:hanging="360"/>
+      </w:pPr>
+    </w:lvl>
+    <w:lvl w:ilvl="2" w:tplc="0419001B" w:tentative="1">
+      <w:start w:val="1"/>
+      <w:numFmt w:val="lowerRoman"/>
+      <w:lvlText w:val="%3."/>
+      <w:lvlJc w:val="right"/>
+      <w:pPr>
+        <w:ind w:left="2869" w:hanging="180"/>
+      </w:pPr>
+    </w:lvl>
+    <w:lvl w:ilvl="3" w:tplc="0419000F" w:tentative="1">
+      <w:start w:val="1"/>
+      <w:numFmt w:val="decimal"/>
+      <w:lvlText w:val="%4."/>
+      <w:lvlJc w:val="left"/>
+      <w:pPr>
+        <w:ind w:left="3589" w:hanging="360"/>
+      </w:pPr>
+    </w:lvl>
+    <w:lvl w:ilvl="4" w:tplc="04190019" w:tentative="1">
+      <w:start w:val="1"/>
+      <w:numFmt w:val="lowerLetter"/>
+      <w:lvlText w:val="%5."/>
+      <w:lvlJc w:val="left"/>
+      <w:pPr>
+        <w:ind w:left="4309" w:hanging="360"/>
+      </w:pPr>
+    </w:lvl>
+    <w:lvl w:ilvl="5" w:tplc="0419001B" w:tentative="1">
+      <w:start w:val="1"/>
+      <w:numFmt w:val="lowerRoman"/>
+      <w:lvlText w:val="%6."/>
+      <w:lvlJc w:val="right"/>
+      <w:pPr>
+        <w:ind w:left="5029" w:hanging="180"/>
+      </w:pPr>
+    </w:lvl>
+    <w:lvl w:ilvl="6" w:tplc="0419000F" w:tentative="1">
+      <w:start w:val="1"/>
+      <w:numFmt w:val="decimal"/>
+      <w:lvlText w:val="%7."/>
+      <w:lvlJc w:val="left"/>
+      <w:pPr>
+        <w:ind w:left="5749" w:hanging="360"/>
+      </w:pPr>
+    </w:lvl>
+    <w:lvl w:ilvl="7" w:tplc="04190019" w:tentative="1">
+      <w:start w:val="1"/>
+      <w:numFmt w:val="lowerLetter"/>
+      <w:lvlText w:val="%8."/>
+      <w:lvlJc w:val="left"/>
+      <w:pPr>
+        <w:ind w:left="6469" w:hanging="360"/>
+      </w:pPr>
+    </w:lvl>
+    <w:lvl w:ilvl="8" w:tplc="0419001B" w:tentative="1">
+      <w:start w:val="1"/>
+      <w:numFmt w:val="lowerRoman"/>
+      <w:lvlText w:val="%9."/>
+      <w:lvlJc w:val="right"/>
+      <w:pPr>
+        <w:ind w:left="7189" w:hanging="180"/>
+      </w:pPr>
+    </w:lvl>
+  </w:abstractNum>
   <w:num w:numId="1" w16cid:durableId="106200912">
     <w:abstractNumId w:val="9"/>
   </w:num>
@@ -4524,6 +6016,9 @@
   </w:num>
   <w:num w:numId="14" w16cid:durableId="1510370934">
     <w:abstractNumId w:val="5"/>
+  </w:num>
+  <w:num w:numId="15" w16cid:durableId="2128810938">
+    <w:abstractNumId w:val="14"/>
   </w:num>
 </w:numbering>
 </file>
@@ -5138,6 +6633,7 @@
   <w:style w:type="character" w:default="1" w:styleId="a0">
     <w:name w:val="Default Paragraph Font"/>
     <w:uiPriority w:val="1"/>
+    <w:semiHidden/>
     <w:unhideWhenUsed/>
   </w:style>
   <w:style w:type="table" w:default="1" w:styleId="a1">
